--- a/ReportsAndDocuments/installation Instructions.docx
+++ b/ReportsAndDocuments/installation Instructions.docx
@@ -3,11 +3,16 @@
 <w:document xmlns:wpc="http://schemas.microsoft.com/office/word/2010/wordprocessingCanvas" xmlns:cx="http://schemas.microsoft.com/office/drawing/2014/chartex" xmlns:cx1="http://schemas.microsoft.com/office/drawing/2015/9/8/chartex" xmlns:cx2="http://schemas.microsoft.com/office/drawing/2015/10/21/chartex" xmlns:cx3="http://schemas.microsoft.com/office/drawing/2016/5/9/chartex" xmlns:cx4="http://schemas.microsoft.com/office/drawing/2016/5/10/chartex" xmlns:cx5="http://schemas.microsoft.com/office/drawing/2016/5/11/chartex" xmlns:cx6="http://schemas.microsoft.com/office/drawing/2016/5/12/chartex" xmlns:cx7="http://schemas.microsoft.com/office/drawing/2016/5/13/chartex" xmlns:cx8="http://schemas.microsoft.com/office/drawing/2016/5/14/chartex" xmlns:mc="http://schemas.openxmlformats.org/markup-compatibility/2006" xmlns:aink="http://schemas.microsoft.com/office/drawing/2016/ink" xmlns:am3d="http://schemas.microsoft.com/office/drawing/2017/model3d" xmlns:o="urn:schemas-microsoft-com:office:office" xmlns:oel="http://schemas.microsoft.com/office/2019/extlst" xmlns:r="http://schemas.openxmlformats.org/officeDocument/2006/relationships" xmlns:m="http://schemas.openxmlformats.org/officeDocument/2006/math" xmlns:v="urn:schemas-microsoft-com:vml" xmlns:wp14="http://schemas.microsoft.com/office/word/2010/wordprocessingDrawing" xmlns:wp="http://schemas.openxmlformats.org/drawingml/2006/wordprocessingDrawing" xmlns:w10="urn:schemas-microsoft-com:office:word" xmlns:w="http://schemas.openxmlformats.org/wordprocessingml/2006/main" xmlns:w14="http://schemas.microsoft.com/office/word/2010/wordml" xmlns:w15="http://schemas.microsoft.com/office/word/2012/wordml" xmlns:w16cex="http://schemas.microsoft.com/office/word/2018/wordml/cex" xmlns:w16cid="http://schemas.microsoft.com/office/word/2016/wordml/cid" xmlns:w16="http://schemas.microsoft.com/office/word/2018/wordml" xmlns:w16sdtdh="http://schemas.microsoft.com/office/word/2020/wordml/sdtdatahash" xmlns:w16se="http://schemas.microsoft.com/office/word/2015/wordml/symex" xmlns:wpg="http://schemas.microsoft.com/office/word/2010/wordprocessingGroup" xmlns:wpi="http://schemas.microsoft.com/office/word/2010/wordprocessingInk" xmlns:wne="http://schemas.microsoft.com/office/word/2006/wordml" xmlns:wps="http://schemas.microsoft.com/office/word/2010/wordprocessingShape" mc:Ignorable="w14 w15 w16se w16cid w16 w16cex w16sdtdh wp14">
   <w:body>
     <w:p>
+      <w:proofErr w:type="gramStart"/>
       <w:r>
         <w:t>Repository</w:t>
       </w:r>
       <w:r>
-        <w:t xml:space="preserve"> : </w:t>
+        <w:t xml:space="preserve"> :</w:t>
+      </w:r>
+      <w:proofErr w:type="gramEnd"/>
+      <w:r>
+        <w:t xml:space="preserve"> </w:t>
       </w:r>
       <w:hyperlink r:id="rId5" w:history="1">
         <w:r>
@@ -51,9 +56,19 @@
       <w:r>
         <w:t xml:space="preserve">Cd </w:t>
       </w:r>
-      <w:r>
-        <w:t>FarmVendor\FarmVendor.Api</w:t>
-      </w:r>
+      <w:proofErr w:type="spellStart"/>
+      <w:r>
+        <w:t>FarmVendor</w:t>
+      </w:r>
+      <w:proofErr w:type="spellEnd"/>
+      <w:r>
+        <w:t>\</w:t>
+      </w:r>
+      <w:proofErr w:type="spellStart"/>
+      <w:r>
+        <w:t>FarmVendor.Api</w:t>
+      </w:r>
+      <w:proofErr w:type="spellEnd"/>
     </w:p>
     <w:p>
       <w:pPr>
@@ -92,7 +107,23 @@
           <w:b/>
           <w:bCs/>
         </w:rPr>
-        <w:t>.net db creation steps from migration files</w:t>
+        <w:t xml:space="preserve">.net </w:t>
+      </w:r>
+      <w:proofErr w:type="spellStart"/>
+      <w:r>
+        <w:rPr>
+          <w:b/>
+          <w:bCs/>
+        </w:rPr>
+        <w:t>db</w:t>
+      </w:r>
+      <w:proofErr w:type="spellEnd"/>
+      <w:r>
+        <w:rPr>
+          <w:b/>
+          <w:bCs/>
+        </w:rPr>
+        <w:t xml:space="preserve"> creation steps from migration files</w:t>
       </w:r>
     </w:p>
     <w:p>
@@ -108,8 +139,17 @@
           <w:b/>
           <w:bCs/>
         </w:rPr>
-        <w:t>dotnet tool install --global dotnet-ef</w:t>
-      </w:r>
+        <w:t>dotnet tool install --global dotnet-</w:t>
+      </w:r>
+      <w:proofErr w:type="spellStart"/>
+      <w:r>
+        <w:rPr>
+          <w:b/>
+          <w:bCs/>
+        </w:rPr>
+        <w:t>ef</w:t>
+      </w:r>
+      <w:proofErr w:type="spellEnd"/>
       <w:r>
         <w:t xml:space="preserve">  </w:t>
       </w:r>
@@ -127,7 +167,23 @@
           <w:b/>
           <w:bCs/>
         </w:rPr>
-        <w:t>dotnet ef database update</w:t>
+        <w:t xml:space="preserve">dotnet </w:t>
+      </w:r>
+      <w:proofErr w:type="spellStart"/>
+      <w:r>
+        <w:rPr>
+          <w:b/>
+          <w:bCs/>
+        </w:rPr>
+        <w:t>ef</w:t>
+      </w:r>
+      <w:proofErr w:type="spellEnd"/>
+      <w:r>
+        <w:rPr>
+          <w:b/>
+          <w:bCs/>
+        </w:rPr>
+        <w:t xml:space="preserve"> database update</w:t>
       </w:r>
     </w:p>
     <w:p>
@@ -173,8 +229,13 @@
       <w:r>
         <w:t xml:space="preserve">Cd </w:t>
       </w:r>
-      <w:r>
-        <w:t>farmvendor-web</w:t>
+      <w:proofErr w:type="spellStart"/>
+      <w:r>
+        <w:t>farmvendor</w:t>
+      </w:r>
+      <w:proofErr w:type="spellEnd"/>
+      <w:r>
+        <w:t>-web</w:t>
       </w:r>
     </w:p>
     <w:p>
@@ -186,8 +247,13 @@
         </w:numPr>
       </w:pPr>
       <w:bookmarkStart w:id="0" w:name="_Hlk222746674"/>
-      <w:r>
-        <w:t>Npm install</w:t>
+      <w:proofErr w:type="spellStart"/>
+      <w:r>
+        <w:t>Npm</w:t>
+      </w:r>
+      <w:proofErr w:type="spellEnd"/>
+      <w:r>
+        <w:t xml:space="preserve"> install</w:t>
       </w:r>
     </w:p>
     <w:bookmarkEnd w:id="0"/>
@@ -199,8 +265,13 @@
           <w:numId w:val="3"/>
         </w:numPr>
       </w:pPr>
-      <w:r>
-        <w:t>npm run dev</w:t>
+      <w:proofErr w:type="spellStart"/>
+      <w:r>
+        <w:t>npm</w:t>
+      </w:r>
+      <w:proofErr w:type="spellEnd"/>
+      <w:r>
+        <w:t xml:space="preserve"> run dev</w:t>
       </w:r>
       <w:r>
         <w:t xml:space="preserve">  </w:t>
@@ -215,7 +286,15 @@
         </w:numPr>
       </w:pPr>
       <w:r>
-        <w:t>Create .env file inside farmvendor-web and paste below content</w:t>
+        <w:t xml:space="preserve">Create .env file inside </w:t>
+      </w:r>
+      <w:proofErr w:type="spellStart"/>
+      <w:r>
+        <w:t>farmvendor</w:t>
+      </w:r>
+      <w:proofErr w:type="spellEnd"/>
+      <w:r>
+        <w:t>-web and paste below content</w:t>
       </w:r>
     </w:p>
     <w:p>
@@ -269,7 +348,23 @@
           <w:b/>
           <w:bCs/>
         </w:rPr>
-        <w:t>SQL Server (mssql)</w:t>
+        <w:t>SQL Server (</w:t>
+      </w:r>
+      <w:proofErr w:type="spellStart"/>
+      <w:r>
+        <w:rPr>
+          <w:b/>
+          <w:bCs/>
+        </w:rPr>
+        <w:t>mssql</w:t>
+      </w:r>
+      <w:proofErr w:type="spellEnd"/>
+      <w:r>
+        <w:rPr>
+          <w:b/>
+          <w:bCs/>
+        </w:rPr>
+        <w:t>)</w:t>
       </w:r>
       <w:r>
         <w:rPr>
@@ -346,8 +441,33 @@
           <w:b/>
           <w:bCs/>
         </w:rPr>
-        <w:t>(localdb)\MSSQLLocalDB</w:t>
-      </w:r>
+        <w:t>(</w:t>
+      </w:r>
+      <w:proofErr w:type="spellStart"/>
+      <w:r>
+        <w:rPr>
+          <w:b/>
+          <w:bCs/>
+        </w:rPr>
+        <w:t>localdb</w:t>
+      </w:r>
+      <w:proofErr w:type="spellEnd"/>
+      <w:r>
+        <w:rPr>
+          <w:b/>
+          <w:bCs/>
+        </w:rPr>
+        <w:t>)\</w:t>
+      </w:r>
+      <w:proofErr w:type="spellStart"/>
+      <w:r>
+        <w:rPr>
+          <w:b/>
+          <w:bCs/>
+        </w:rPr>
+        <w:t>MSSQLLocalDB</w:t>
+      </w:r>
+      <w:proofErr w:type="spellEnd"/>
     </w:p>
     <w:p>
       <w:pPr>
@@ -396,8 +516,17 @@
           <w:b/>
           <w:bCs/>
         </w:rPr>
-        <w:t>Trust server certificate :yes</w:t>
-      </w:r>
+        <w:t xml:space="preserve">Trust server </w:t>
+      </w:r>
+      <w:proofErr w:type="gramStart"/>
+      <w:r>
+        <w:rPr>
+          <w:b/>
+          <w:bCs/>
+        </w:rPr>
+        <w:t>certificate :yes</w:t>
+      </w:r>
+      <w:proofErr w:type="gramEnd"/>
     </w:p>
     <w:p>
       <w:pPr>
@@ -415,8 +544,220 @@
         <w:t xml:space="preserve"> </w:t>
       </w:r>
       <w:r>
-        <w:t>See database via sql queries folder inside reports and documents folder</w:t>
-      </w:r>
+        <w:t xml:space="preserve">See database via </w:t>
+      </w:r>
+      <w:proofErr w:type="spellStart"/>
+      <w:r>
+        <w:t>sql</w:t>
+      </w:r>
+      <w:proofErr w:type="spellEnd"/>
+      <w:r>
+        <w:t xml:space="preserve"> queries folder inside reports and documents folder</w:t>
+      </w:r>
+    </w:p>
+    <w:p>
+      <w:pPr>
+        <w:pStyle w:val="ListParagraph"/>
+        <w:numPr>
+          <w:ilvl w:val="1"/>
+          <w:numId w:val="8"/>
+        </w:numPr>
+        <w:rPr>
+          <w:b/>
+          <w:bCs/>
+        </w:rPr>
+      </w:pPr>
+      <w:r>
+        <w:t xml:space="preserve">Website </w:t>
+      </w:r>
+      <w:proofErr w:type="spellStart"/>
+      <w:proofErr w:type="gramStart"/>
+      <w:r>
+        <w:t>url</w:t>
+      </w:r>
+      <w:proofErr w:type="spellEnd"/>
+      <w:r>
+        <w:t xml:space="preserve"> :</w:t>
+      </w:r>
+      <w:proofErr w:type="gramEnd"/>
+      <w:r>
+        <w:t xml:space="preserve"> </w:t>
+      </w:r>
+      <w:hyperlink r:id="rId6" w:history="1">
+        <w:r>
+          <w:rPr>
+            <w:rStyle w:val="Hyperlink"/>
+          </w:rPr>
+          <w:t>http://localhost:5173/</w:t>
+        </w:r>
+      </w:hyperlink>
+    </w:p>
+    <w:p>
+      <w:pPr>
+        <w:pStyle w:val="ListParagraph"/>
+        <w:numPr>
+          <w:ilvl w:val="1"/>
+          <w:numId w:val="8"/>
+        </w:numPr>
+        <w:rPr>
+          <w:b/>
+          <w:bCs/>
+        </w:rPr>
+      </w:pPr>
+      <w:r>
+        <w:t xml:space="preserve">Test </w:t>
+      </w:r>
+      <w:proofErr w:type="gramStart"/>
+      <w:r>
+        <w:t>user :farmer</w:t>
+      </w:r>
+      <w:proofErr w:type="gramEnd"/>
+    </w:p>
+    <w:p>
+      <w:pPr>
+        <w:pStyle w:val="ListParagraph"/>
+        <w:ind w:left="1080"/>
+      </w:pPr>
+      <w:r>
+        <w:tab/>
+      </w:r>
+      <w:proofErr w:type="gramStart"/>
+      <w:r>
+        <w:t>Username :</w:t>
+      </w:r>
+      <w:proofErr w:type="gramEnd"/>
+      <w:r>
+        <w:t xml:space="preserve"> </w:t>
+      </w:r>
+      <w:hyperlink r:id="rId7" w:history="1">
+        <w:r>
+          <w:rPr>
+            <w:rStyle w:val="Hyperlink"/>
+          </w:rPr>
+          <w:t>farmer1@test.com</w:t>
+        </w:r>
+      </w:hyperlink>
+    </w:p>
+    <w:p>
+      <w:pPr>
+        <w:pStyle w:val="ListParagraph"/>
+        <w:ind w:left="1080"/>
+      </w:pPr>
+      <w:r>
+        <w:tab/>
+      </w:r>
+      <w:proofErr w:type="gramStart"/>
+      <w:r>
+        <w:t>Password :</w:t>
+      </w:r>
+      <w:proofErr w:type="gramEnd"/>
+      <w:r>
+        <w:t xml:space="preserve"> </w:t>
+      </w:r>
+      <w:r>
+        <w:t>Test@123</w:t>
+      </w:r>
+    </w:p>
+    <w:p>
+      <w:pPr>
+        <w:pStyle w:val="ListParagraph"/>
+        <w:numPr>
+          <w:ilvl w:val="1"/>
+          <w:numId w:val="8"/>
+        </w:numPr>
+        <w:rPr>
+          <w:b/>
+          <w:bCs/>
+        </w:rPr>
+      </w:pPr>
+      <w:r>
+        <w:rPr>
+          <w:b/>
+          <w:bCs/>
+        </w:rPr>
+        <w:t xml:space="preserve">Test </w:t>
+      </w:r>
+      <w:proofErr w:type="gramStart"/>
+      <w:r>
+        <w:rPr>
+          <w:b/>
+          <w:bCs/>
+        </w:rPr>
+        <w:t>user :</w:t>
+      </w:r>
+      <w:proofErr w:type="gramEnd"/>
+      <w:r>
+        <w:rPr>
+          <w:b/>
+          <w:bCs/>
+        </w:rPr>
+        <w:t xml:space="preserve"> Vendor</w:t>
+      </w:r>
+    </w:p>
+    <w:p>
+      <w:pPr>
+        <w:pStyle w:val="ListParagraph"/>
+        <w:ind w:left="1080"/>
+      </w:pPr>
+      <w:r>
+        <w:rPr>
+          <w:b/>
+          <w:bCs/>
+        </w:rPr>
+        <w:tab/>
+      </w:r>
+      <w:proofErr w:type="gramStart"/>
+      <w:r>
+        <w:t>Username :</w:t>
+      </w:r>
+      <w:proofErr w:type="gramEnd"/>
+      <w:r>
+        <w:t xml:space="preserve"> </w:t>
+      </w:r>
+      <w:hyperlink r:id="rId8" w:history="1">
+        <w:r>
+          <w:rPr>
+            <w:rStyle w:val="Hyperlink"/>
+          </w:rPr>
+          <w:t>vendor</w:t>
+        </w:r>
+        <w:r>
+          <w:rPr>
+            <w:rStyle w:val="Hyperlink"/>
+          </w:rPr>
+          <w:t>1@test.com</w:t>
+        </w:r>
+      </w:hyperlink>
+    </w:p>
+    <w:p>
+      <w:pPr>
+        <w:pStyle w:val="ListParagraph"/>
+        <w:ind w:left="1080"/>
+      </w:pPr>
+      <w:r>
+        <w:tab/>
+      </w:r>
+      <w:proofErr w:type="gramStart"/>
+      <w:r>
+        <w:t>Password :</w:t>
+      </w:r>
+      <w:proofErr w:type="gramEnd"/>
+      <w:r>
+        <w:t xml:space="preserve"> </w:t>
+      </w:r>
+      <w:r>
+        <w:t>Test@123</w:t>
+      </w:r>
+    </w:p>
+    <w:p>
+      <w:pPr>
+        <w:pStyle w:val="ListParagraph"/>
+        <w:ind w:left="1080"/>
+        <w:rPr>
+          <w:b/>
+          <w:bCs/>
+        </w:rPr>
+      </w:pPr>
       <w:r>
         <w:rPr>
           <w:b/>
@@ -2236,6 +2577,18 @@
       <w:u w:val="single"/>
     </w:rPr>
   </w:style>
+  <w:style w:type="character" w:styleId="UnresolvedMention">
+    <w:name w:val="Unresolved Mention"/>
+    <w:basedOn w:val="DefaultParagraphFont"/>
+    <w:uiPriority w:val="99"/>
+    <w:semiHidden/>
+    <w:unhideWhenUsed/>
+    <w:rsid w:val="00D02648"/>
+    <w:rPr>
+      <w:color w:val="605E5C"/>
+      <w:shd w:val="clear" w:color="auto" w:fill="E1DFDD"/>
+    </w:rPr>
+  </w:style>
 </w:styles>
 </file>
 

--- a/ReportsAndDocuments/installation Instructions.docx
+++ b/ReportsAndDocuments/installation Instructions.docx
@@ -548,11 +548,22 @@
       </w:r>
       <w:proofErr w:type="spellStart"/>
       <w:r>
+        <w:rPr>
+          <w:b/>
+          <w:bCs/>
+        </w:rPr>
         <w:t>sql</w:t>
       </w:r>
       <w:proofErr w:type="spellEnd"/>
       <w:r>
-        <w:t xml:space="preserve"> queries folder inside reports and documents folder</w:t>
+        <w:rPr>
+          <w:b/>
+          <w:bCs/>
+        </w:rPr>
+        <w:t xml:space="preserve"> queries</w:t>
+      </w:r>
+      <w:r>
+        <w:t xml:space="preserve"> folder inside reports and documents folder</w:t>
       </w:r>
     </w:p>
     <w:p>
@@ -719,13 +730,7 @@
           <w:rPr>
             <w:rStyle w:val="Hyperlink"/>
           </w:rPr>
-          <w:t>vendor</w:t>
-        </w:r>
-        <w:r>
-          <w:rPr>
-            <w:rStyle w:val="Hyperlink"/>
-          </w:rPr>
-          <w:t>1@test.com</w:t>
+          <w:t>vendor1@test.com</w:t>
         </w:r>
       </w:hyperlink>
     </w:p>

--- a/ReportsAndDocuments/installation Instructions.docx
+++ b/ReportsAndDocuments/installation Instructions.docx
@@ -779,6 +779,11 @@
           <w:b/>
           <w:bCs/>
         </w:rPr>
+      </w:pPr>
+    </w:p>
+    <w:p>
+      <w:pPr>
+        <w:ind w:firstLine="720"/>
       </w:pPr>
     </w:p>
     <w:sectPr>

--- a/ReportsAndDocuments/installation Instructions.docx
+++ b/ReportsAndDocuments/installation Instructions.docx
@@ -56,19 +56,9 @@
       <w:r>
         <w:t xml:space="preserve">Cd </w:t>
       </w:r>
-      <w:proofErr w:type="spellStart"/>
-      <w:r>
-        <w:t>FarmVendor</w:t>
-      </w:r>
-      <w:proofErr w:type="spellEnd"/>
-      <w:r>
-        <w:t>\</w:t>
-      </w:r>
-      <w:proofErr w:type="spellStart"/>
-      <w:r>
-        <w:t>FarmVendor.Api</w:t>
-      </w:r>
-      <w:proofErr w:type="spellEnd"/>
+      <w:r>
+        <w:t>FarmVendor\FarmVendor.Api</w:t>
+      </w:r>
     </w:p>
     <w:p>
       <w:pPr>
@@ -107,23 +97,7 @@
           <w:b/>
           <w:bCs/>
         </w:rPr>
-        <w:t xml:space="preserve">.net </w:t>
-      </w:r>
-      <w:proofErr w:type="spellStart"/>
-      <w:r>
-        <w:rPr>
-          <w:b/>
-          <w:bCs/>
-        </w:rPr>
-        <w:t>db</w:t>
-      </w:r>
-      <w:proofErr w:type="spellEnd"/>
-      <w:r>
-        <w:rPr>
-          <w:b/>
-          <w:bCs/>
-        </w:rPr>
-        <w:t xml:space="preserve"> creation steps from migration files</w:t>
+        <w:t>.net db creation steps from migration files</w:t>
       </w:r>
     </w:p>
     <w:p>
@@ -139,17 +113,8 @@
           <w:b/>
           <w:bCs/>
         </w:rPr>
-        <w:t>dotnet tool install --global dotnet-</w:t>
-      </w:r>
-      <w:proofErr w:type="spellStart"/>
-      <w:r>
-        <w:rPr>
-          <w:b/>
-          <w:bCs/>
-        </w:rPr>
-        <w:t>ef</w:t>
-      </w:r>
-      <w:proofErr w:type="spellEnd"/>
+        <w:t>dotnet tool install --global dotnet-ef</w:t>
+      </w:r>
       <w:r>
         <w:t xml:space="preserve">  </w:t>
       </w:r>
@@ -167,23 +132,7 @@
           <w:b/>
           <w:bCs/>
         </w:rPr>
-        <w:t xml:space="preserve">dotnet </w:t>
-      </w:r>
-      <w:proofErr w:type="spellStart"/>
-      <w:r>
-        <w:rPr>
-          <w:b/>
-          <w:bCs/>
-        </w:rPr>
-        <w:t>ef</w:t>
-      </w:r>
-      <w:proofErr w:type="spellEnd"/>
-      <w:r>
-        <w:rPr>
-          <w:b/>
-          <w:bCs/>
-        </w:rPr>
-        <w:t xml:space="preserve"> database update</w:t>
+        <w:t>dotnet ef database update</w:t>
       </w:r>
     </w:p>
     <w:p>
@@ -202,6 +151,46 @@
       <w:pPr>
         <w:pStyle w:val="ListParagraph"/>
         <w:numPr>
+          <w:ilvl w:val="1"/>
+          <w:numId w:val="7"/>
+        </w:numPr>
+      </w:pPr>
+      <w:r>
+        <w:t>dotnet add package Microsoft.ML</w:t>
+      </w:r>
+    </w:p>
+    <w:p>
+      <w:pPr>
+        <w:pStyle w:val="ListParagraph"/>
+        <w:numPr>
+          <w:ilvl w:val="1"/>
+          <w:numId w:val="7"/>
+        </w:numPr>
+      </w:pPr>
+      <w:r>
+        <w:t>dotnet add package Microsoft.ML.TimeSeries</w:t>
+      </w:r>
+    </w:p>
+    <w:p>
+      <w:pPr>
+        <w:pStyle w:val="ListParagraph"/>
+        <w:numPr>
+          <w:ilvl w:val="1"/>
+          <w:numId w:val="7"/>
+        </w:numPr>
+      </w:pPr>
+      <w:r>
+        <w:t>dotnet restore</w:t>
+      </w:r>
+      <w:r>
+        <w:br/>
+        <w:t>dotnet build</w:t>
+      </w:r>
+    </w:p>
+    <w:p>
+      <w:pPr>
+        <w:pStyle w:val="ListParagraph"/>
+        <w:numPr>
           <w:ilvl w:val="0"/>
           <w:numId w:val="1"/>
         </w:numPr>
@@ -229,13 +218,8 @@
       <w:r>
         <w:t xml:space="preserve">Cd </w:t>
       </w:r>
-      <w:proofErr w:type="spellStart"/>
-      <w:r>
-        <w:t>farmvendor</w:t>
-      </w:r>
-      <w:proofErr w:type="spellEnd"/>
-      <w:r>
-        <w:t>-web</w:t>
+      <w:r>
+        <w:t>farmvendor-web</w:t>
       </w:r>
     </w:p>
     <w:p>
@@ -247,13 +231,8 @@
         </w:numPr>
       </w:pPr>
       <w:bookmarkStart w:id="0" w:name="_Hlk222746674"/>
-      <w:proofErr w:type="spellStart"/>
-      <w:r>
-        <w:t>Npm</w:t>
-      </w:r>
-      <w:proofErr w:type="spellEnd"/>
-      <w:r>
-        <w:t xml:space="preserve"> install</w:t>
+      <w:r>
+        <w:t>Npm install</w:t>
       </w:r>
     </w:p>
     <w:bookmarkEnd w:id="0"/>
@@ -265,13 +244,8 @@
           <w:numId w:val="3"/>
         </w:numPr>
       </w:pPr>
-      <w:proofErr w:type="spellStart"/>
-      <w:r>
-        <w:t>npm</w:t>
-      </w:r>
-      <w:proofErr w:type="spellEnd"/>
-      <w:r>
-        <w:t xml:space="preserve"> run dev</w:t>
+      <w:r>
+        <w:t>npm run dev</w:t>
       </w:r>
       <w:r>
         <w:t xml:space="preserve">  </w:t>
@@ -286,15 +260,7 @@
         </w:numPr>
       </w:pPr>
       <w:r>
-        <w:t xml:space="preserve">Create .env file inside </w:t>
-      </w:r>
-      <w:proofErr w:type="spellStart"/>
-      <w:r>
-        <w:t>farmvendor</w:t>
-      </w:r>
-      <w:proofErr w:type="spellEnd"/>
-      <w:r>
-        <w:t>-web and paste below content</w:t>
+        <w:t>Create .env file inside farmvendor-web and paste below content</w:t>
       </w:r>
     </w:p>
     <w:p>
@@ -348,23 +314,7 @@
           <w:b/>
           <w:bCs/>
         </w:rPr>
-        <w:t>SQL Server (</w:t>
-      </w:r>
-      <w:proofErr w:type="spellStart"/>
-      <w:r>
-        <w:rPr>
-          <w:b/>
-          <w:bCs/>
-        </w:rPr>
-        <w:t>mssql</w:t>
-      </w:r>
-      <w:proofErr w:type="spellEnd"/>
-      <w:r>
-        <w:rPr>
-          <w:b/>
-          <w:bCs/>
-        </w:rPr>
-        <w:t>)</w:t>
+        <w:t>SQL Server (mssql)</w:t>
       </w:r>
       <w:r>
         <w:rPr>
@@ -441,33 +391,8 @@
           <w:b/>
           <w:bCs/>
         </w:rPr>
-        <w:t>(</w:t>
-      </w:r>
-      <w:proofErr w:type="spellStart"/>
-      <w:r>
-        <w:rPr>
-          <w:b/>
-          <w:bCs/>
-        </w:rPr>
-        <w:t>localdb</w:t>
-      </w:r>
-      <w:proofErr w:type="spellEnd"/>
-      <w:r>
-        <w:rPr>
-          <w:b/>
-          <w:bCs/>
-        </w:rPr>
-        <w:t>)\</w:t>
-      </w:r>
-      <w:proofErr w:type="spellStart"/>
-      <w:r>
-        <w:rPr>
-          <w:b/>
-          <w:bCs/>
-        </w:rPr>
-        <w:t>MSSQLLocalDB</w:t>
-      </w:r>
-      <w:proofErr w:type="spellEnd"/>
+        <w:t>(localdb)\MSSQLLocalDB</w:t>
+      </w:r>
     </w:p>
     <w:p>
       <w:pPr>
@@ -546,21 +471,12 @@
       <w:r>
         <w:t xml:space="preserve">See database via </w:t>
       </w:r>
-      <w:proofErr w:type="spellStart"/>
-      <w:r>
-        <w:rPr>
-          <w:b/>
-          <w:bCs/>
-        </w:rPr>
-        <w:t>sql</w:t>
-      </w:r>
-      <w:proofErr w:type="spellEnd"/>
-      <w:r>
-        <w:rPr>
-          <w:b/>
-          <w:bCs/>
-        </w:rPr>
-        <w:t xml:space="preserve"> queries</w:t>
+      <w:r>
+        <w:rPr>
+          <w:b/>
+          <w:bCs/>
+        </w:rPr>
+        <w:t>sql queries</w:t>
       </w:r>
       <w:r>
         <w:t xml:space="preserve"> folder inside reports and documents folder</w:t>
@@ -581,14 +497,9 @@
       <w:r>
         <w:t xml:space="preserve">Website </w:t>
       </w:r>
-      <w:proofErr w:type="spellStart"/>
       <w:proofErr w:type="gramStart"/>
       <w:r>
-        <w:t>url</w:t>
-      </w:r>
-      <w:proofErr w:type="spellEnd"/>
-      <w:r>
-        <w:t xml:space="preserve"> :</w:t>
+        <w:t>url :</w:t>
       </w:r>
       <w:proofErr w:type="gramEnd"/>
       <w:r>
@@ -2262,7 +2173,6 @@
   <w:style w:type="character" w:default="1" w:styleId="DefaultParagraphFont">
     <w:name w:val="Default Paragraph Font"/>
     <w:uiPriority w:val="1"/>
-    <w:semiHidden/>
     <w:unhideWhenUsed/>
   </w:style>
   <w:style w:type="table" w:default="1" w:styleId="TableNormal">

--- a/ReportsAndDocuments/installation Instructions.docx
+++ b/ReportsAndDocuments/installation Instructions.docx
@@ -3,16 +3,11 @@
 <w:document xmlns:wpc="http://schemas.microsoft.com/office/word/2010/wordprocessingCanvas" xmlns:cx="http://schemas.microsoft.com/office/drawing/2014/chartex" xmlns:cx1="http://schemas.microsoft.com/office/drawing/2015/9/8/chartex" xmlns:cx2="http://schemas.microsoft.com/office/drawing/2015/10/21/chartex" xmlns:cx3="http://schemas.microsoft.com/office/drawing/2016/5/9/chartex" xmlns:cx4="http://schemas.microsoft.com/office/drawing/2016/5/10/chartex" xmlns:cx5="http://schemas.microsoft.com/office/drawing/2016/5/11/chartex" xmlns:cx6="http://schemas.microsoft.com/office/drawing/2016/5/12/chartex" xmlns:cx7="http://schemas.microsoft.com/office/drawing/2016/5/13/chartex" xmlns:cx8="http://schemas.microsoft.com/office/drawing/2016/5/14/chartex" xmlns:mc="http://schemas.openxmlformats.org/markup-compatibility/2006" xmlns:aink="http://schemas.microsoft.com/office/drawing/2016/ink" xmlns:am3d="http://schemas.microsoft.com/office/drawing/2017/model3d" xmlns:o="urn:schemas-microsoft-com:office:office" xmlns:oel="http://schemas.microsoft.com/office/2019/extlst" xmlns:r="http://schemas.openxmlformats.org/officeDocument/2006/relationships" xmlns:m="http://schemas.openxmlformats.org/officeDocument/2006/math" xmlns:v="urn:schemas-microsoft-com:vml" xmlns:wp14="http://schemas.microsoft.com/office/word/2010/wordprocessingDrawing" xmlns:wp="http://schemas.openxmlformats.org/drawingml/2006/wordprocessingDrawing" xmlns:w10="urn:schemas-microsoft-com:office:word" xmlns:w="http://schemas.openxmlformats.org/wordprocessingml/2006/main" xmlns:w14="http://schemas.microsoft.com/office/word/2010/wordml" xmlns:w15="http://schemas.microsoft.com/office/word/2012/wordml" xmlns:w16cex="http://schemas.microsoft.com/office/word/2018/wordml/cex" xmlns:w16cid="http://schemas.microsoft.com/office/word/2016/wordml/cid" xmlns:w16="http://schemas.microsoft.com/office/word/2018/wordml" xmlns:w16sdtdh="http://schemas.microsoft.com/office/word/2020/wordml/sdtdatahash" xmlns:w16se="http://schemas.microsoft.com/office/word/2015/wordml/symex" xmlns:wpg="http://schemas.microsoft.com/office/word/2010/wordprocessingGroup" xmlns:wpi="http://schemas.microsoft.com/office/word/2010/wordprocessingInk" xmlns:wne="http://schemas.microsoft.com/office/word/2006/wordml" xmlns:wps="http://schemas.microsoft.com/office/word/2010/wordprocessingShape" mc:Ignorable="w14 w15 w16se w16cid w16 w16cex w16sdtdh wp14">
   <w:body>
     <w:p>
-      <w:proofErr w:type="gramStart"/>
       <w:r>
         <w:t>Repository</w:t>
       </w:r>
       <w:r>
-        <w:t xml:space="preserve"> :</w:t>
-      </w:r>
-      <w:proofErr w:type="gramEnd"/>
-      <w:r>
-        <w:t xml:space="preserve"> </w:t>
+        <w:t xml:space="preserve"> : </w:t>
       </w:r>
       <w:hyperlink r:id="rId5" w:history="1">
         <w:r>
@@ -102,11 +97,7 @@
     </w:p>
     <w:p>
       <w:pPr>
-        <w:pStyle w:val="ListParagraph"/>
-        <w:numPr>
-          <w:ilvl w:val="1"/>
-          <w:numId w:val="7"/>
-        </w:numPr>
+        <w:ind w:left="1080"/>
       </w:pPr>
       <w:r>
         <w:rPr>
@@ -121,11 +112,7 @@
     </w:p>
     <w:p>
       <w:pPr>
-        <w:pStyle w:val="ListParagraph"/>
-        <w:numPr>
-          <w:ilvl w:val="1"/>
-          <w:numId w:val="7"/>
-        </w:numPr>
+        <w:ind w:left="1080"/>
       </w:pPr>
       <w:r>
         <w:rPr>
@@ -137,11 +124,7 @@
     </w:p>
     <w:p>
       <w:pPr>
-        <w:pStyle w:val="ListParagraph"/>
-        <w:numPr>
-          <w:ilvl w:val="1"/>
-          <w:numId w:val="7"/>
-        </w:numPr>
+        <w:ind w:left="1080"/>
       </w:pPr>
       <w:r>
         <w:t>dotnet run</w:t>
@@ -149,11 +132,7 @@
     </w:p>
     <w:p>
       <w:pPr>
-        <w:pStyle w:val="ListParagraph"/>
-        <w:numPr>
-          <w:ilvl w:val="1"/>
-          <w:numId w:val="7"/>
-        </w:numPr>
+        <w:ind w:left="1080"/>
       </w:pPr>
       <w:r>
         <w:t>dotnet add package Microsoft.ML</w:t>
@@ -161,11 +140,7 @@
     </w:p>
     <w:p>
       <w:pPr>
-        <w:pStyle w:val="ListParagraph"/>
-        <w:numPr>
-          <w:ilvl w:val="1"/>
-          <w:numId w:val="7"/>
-        </w:numPr>
+        <w:ind w:left="1080"/>
       </w:pPr>
       <w:r>
         <w:t>dotnet add package Microsoft.ML.TimeSeries</w:t>
@@ -173,11 +148,7 @@
     </w:p>
     <w:p>
       <w:pPr>
-        <w:pStyle w:val="ListParagraph"/>
-        <w:numPr>
-          <w:ilvl w:val="1"/>
-          <w:numId w:val="7"/>
-        </w:numPr>
+        <w:ind w:left="1080"/>
       </w:pPr>
       <w:r>
         <w:t>dotnet restore</w:t>
@@ -235,7 +206,6 @@
         <w:t>Npm install</w:t>
       </w:r>
     </w:p>
-    <w:bookmarkEnd w:id="0"/>
     <w:p>
       <w:pPr>
         <w:pStyle w:val="ListParagraph"/>
@@ -245,12 +215,10 @@
         </w:numPr>
       </w:pPr>
       <w:r>
-        <w:t>npm run dev</w:t>
-      </w:r>
-      <w:r>
-        <w:t xml:space="preserve">  </w:t>
-      </w:r>
-    </w:p>
+        <w:t>npm install react-chartjs-2 chart.js</w:t>
+      </w:r>
+    </w:p>
+    <w:bookmarkEnd w:id="0"/>
     <w:p>
       <w:pPr>
         <w:pStyle w:val="ListParagraph"/>
@@ -260,6 +228,21 @@
         </w:numPr>
       </w:pPr>
       <w:r>
+        <w:t>npm run dev</w:t>
+      </w:r>
+      <w:r>
+        <w:t xml:space="preserve">  </w:t>
+      </w:r>
+    </w:p>
+    <w:p>
+      <w:pPr>
+        <w:pStyle w:val="ListParagraph"/>
+        <w:numPr>
+          <w:ilvl w:val="0"/>
+          <w:numId w:val="3"/>
+        </w:numPr>
+      </w:pPr>
+      <w:r>
         <w:t>Create .env file inside farmvendor-web and paste below content</w:t>
       </w:r>
     </w:p>
@@ -441,17 +424,8 @@
           <w:b/>
           <w:bCs/>
         </w:rPr>
-        <w:t xml:space="preserve">Trust server </w:t>
-      </w:r>
-      <w:proofErr w:type="gramStart"/>
-      <w:r>
-        <w:rPr>
-          <w:b/>
-          <w:bCs/>
-        </w:rPr>
-        <w:t>certificate :yes</w:t>
-      </w:r>
-      <w:proofErr w:type="gramEnd"/>
+        <w:t>Trust server certificate :yes</w:t>
+      </w:r>
     </w:p>
     <w:p>
       <w:pPr>
@@ -495,15 +469,7 @@
         </w:rPr>
       </w:pPr>
       <w:r>
-        <w:t xml:space="preserve">Website </w:t>
-      </w:r>
-      <w:proofErr w:type="gramStart"/>
-      <w:r>
-        <w:t>url :</w:t>
-      </w:r>
-      <w:proofErr w:type="gramEnd"/>
-      <w:r>
-        <w:t xml:space="preserve"> </w:t>
+        <w:t xml:space="preserve">Website url : </w:t>
       </w:r>
       <w:hyperlink r:id="rId6" w:history="1">
         <w:r>
@@ -527,13 +493,8 @@
         </w:rPr>
       </w:pPr>
       <w:r>
-        <w:t xml:space="preserve">Test </w:t>
-      </w:r>
-      <w:proofErr w:type="gramStart"/>
-      <w:r>
-        <w:t>user :farmer</w:t>
-      </w:r>
-      <w:proofErr w:type="gramEnd"/>
+        <w:t>Test user :farmer</w:t>
+      </w:r>
     </w:p>
     <w:p>
       <w:pPr>
@@ -542,14 +503,7 @@
       </w:pPr>
       <w:r>
         <w:tab/>
-      </w:r>
-      <w:proofErr w:type="gramStart"/>
-      <w:r>
-        <w:t>Username :</w:t>
-      </w:r>
-      <w:proofErr w:type="gramEnd"/>
-      <w:r>
-        <w:t xml:space="preserve"> </w:t>
+        <w:t xml:space="preserve">Username : </w:t>
       </w:r>
       <w:hyperlink r:id="rId7" w:history="1">
         <w:r>
@@ -567,14 +521,7 @@
       </w:pPr>
       <w:r>
         <w:tab/>
-      </w:r>
-      <w:proofErr w:type="gramStart"/>
-      <w:r>
-        <w:t>Password :</w:t>
-      </w:r>
-      <w:proofErr w:type="gramEnd"/>
-      <w:r>
-        <w:t xml:space="preserve"> </w:t>
+        <w:t xml:space="preserve">Password : </w:t>
       </w:r>
       <w:r>
         <w:t>Test@123</w:t>
@@ -597,23 +544,7 @@
           <w:b/>
           <w:bCs/>
         </w:rPr>
-        <w:t xml:space="preserve">Test </w:t>
-      </w:r>
-      <w:proofErr w:type="gramStart"/>
-      <w:r>
-        <w:rPr>
-          <w:b/>
-          <w:bCs/>
-        </w:rPr>
-        <w:t>user :</w:t>
-      </w:r>
-      <w:proofErr w:type="gramEnd"/>
-      <w:r>
-        <w:rPr>
-          <w:b/>
-          <w:bCs/>
-        </w:rPr>
-        <w:t xml:space="preserve"> Vendor</w:t>
+        <w:t>Test user : Vendor</w:t>
       </w:r>
     </w:p>
     <w:p>
@@ -628,13 +559,8 @@
         </w:rPr>
         <w:tab/>
       </w:r>
-      <w:proofErr w:type="gramStart"/>
-      <w:r>
-        <w:t>Username :</w:t>
-      </w:r>
-      <w:proofErr w:type="gramEnd"/>
-      <w:r>
-        <w:t xml:space="preserve"> </w:t>
+      <w:r>
+        <w:t xml:space="preserve">Username : </w:t>
       </w:r>
       <w:hyperlink r:id="rId8" w:history="1">
         <w:r>
@@ -651,15 +577,9 @@
         <w:ind w:left="1080"/>
       </w:pPr>
       <w:r>
+        <w:lastRenderedPageBreak/>
         <w:tab/>
-      </w:r>
-      <w:proofErr w:type="gramStart"/>
-      <w:r>
-        <w:t>Password :</w:t>
-      </w:r>
-      <w:proofErr w:type="gramEnd"/>
-      <w:r>
-        <w:t xml:space="preserve"> </w:t>
+        <w:t xml:space="preserve">Password : </w:t>
       </w:r>
       <w:r>
         <w:t>Test@123</w:t>
@@ -908,7 +828,7 @@
   <w:abstractNum w:abstractNumId="2" w15:restartNumberingAfterBreak="0">
     <w:nsid w:val="1C30036A"/>
     <w:multiLevelType w:val="hybridMultilevel"/>
-    <w:tmpl w:val="233E4C50"/>
+    <w:tmpl w:val="4B58CBDC"/>
     <w:lvl w:ilvl="0" w:tplc="10090001">
       <w:start w:val="1"/>
       <w:numFmt w:val="bullet"/>

--- a/ReportsAndDocuments/installation Instructions.docx
+++ b/ReportsAndDocuments/installation Instructions.docx
@@ -584,6 +584,99 @@
       <w:r>
         <w:t>Test@123</w:t>
       </w:r>
+    </w:p>
+    <w:p>
+      <w:pPr>
+        <w:pStyle w:val="ListParagraph"/>
+        <w:ind w:left="1080"/>
+      </w:pPr>
+    </w:p>
+    <w:p>
+      <w:pPr>
+        <w:pStyle w:val="ListParagraph"/>
+        <w:numPr>
+          <w:ilvl w:val="1"/>
+          <w:numId w:val="8"/>
+        </w:numPr>
+      </w:pPr>
+      <w:r>
+        <w:t>Vendor/Farmer comparison charts</w:t>
+      </w:r>
+    </w:p>
+    <w:p>
+      <w:pPr>
+        <w:pStyle w:val="ListParagraph"/>
+        <w:numPr>
+          <w:ilvl w:val="2"/>
+          <w:numId w:val="8"/>
+        </w:numPr>
+        <w:tabs>
+          <w:tab w:val="left" w:pos="1393"/>
+        </w:tabs>
+      </w:pPr>
+      <w:r>
+        <w:rPr>
+          <w:b/>
+          <w:bCs/>
+        </w:rPr>
+        <w:t>Vendor ID</w:t>
+      </w:r>
+      <w:r>
+        <w:t>: 2660cd91-4a85-4083-b925-ceceab6b8529</w:t>
+      </w:r>
+    </w:p>
+    <w:p>
+      <w:pPr>
+        <w:pStyle w:val="ListParagraph"/>
+        <w:numPr>
+          <w:ilvl w:val="2"/>
+          <w:numId w:val="8"/>
+        </w:numPr>
+        <w:tabs>
+          <w:tab w:val="left" w:pos="1393"/>
+        </w:tabs>
+      </w:pPr>
+      <w:r>
+        <w:rPr>
+          <w:b/>
+          <w:bCs/>
+        </w:rPr>
+        <w:t>Product ID</w:t>
+      </w:r>
+      <w:r>
+        <w:t>: 4</w:t>
+      </w:r>
+    </w:p>
+    <w:p>
+      <w:pPr>
+        <w:pStyle w:val="ListParagraph"/>
+        <w:numPr>
+          <w:ilvl w:val="2"/>
+          <w:numId w:val="8"/>
+        </w:numPr>
+        <w:tabs>
+          <w:tab w:val="left" w:pos="1393"/>
+        </w:tabs>
+      </w:pPr>
+      <w:r>
+        <w:rPr>
+          <w:b/>
+          <w:bCs/>
+        </w:rPr>
+        <w:t>Forecast Date</w:t>
+      </w:r>
+      <w:r>
+        <w:t>: 2026-03-12</w:t>
+      </w:r>
+    </w:p>
+    <w:p>
+      <w:pPr>
+        <w:pStyle w:val="ListParagraph"/>
+        <w:numPr>
+          <w:ilvl w:val="1"/>
+          <w:numId w:val="8"/>
+        </w:numPr>
+      </w:pPr>
     </w:p>
     <w:p>
       <w:pPr>

--- a/ReportsAndDocuments/installation Instructions.docx
+++ b/ReportsAndDocuments/installation Instructions.docx
@@ -115,6 +115,27 @@
         <w:ind w:left="1080"/>
       </w:pPr>
       <w:r>
+        <w:t>dotnet ef migrations add AddChatModule</w:t>
+      </w:r>
+      <w:r>
+        <w:t>(</w:t>
+      </w:r>
+      <w:r>
+        <w:rPr>
+          <w:b/>
+          <w:bCs/>
+        </w:rPr>
+        <w:t>may not required</w:t>
+      </w:r>
+      <w:r>
+        <w:t>)</w:t>
+      </w:r>
+    </w:p>
+    <w:p>
+      <w:pPr>
+        <w:ind w:left="1080"/>
+      </w:pPr>
+      <w:r>
         <w:rPr>
           <w:b/>
           <w:bCs/>
@@ -216,6 +237,18 @@
       </w:pPr>
       <w:r>
         <w:t>npm install react-chartjs-2 chart.js</w:t>
+      </w:r>
+    </w:p>
+    <w:p>
+      <w:pPr>
+        <w:pStyle w:val="ListParagraph"/>
+        <w:numPr>
+          <w:ilvl w:val="0"/>
+          <w:numId w:val="3"/>
+        </w:numPr>
+      </w:pPr>
+      <w:r>
+        <w:t>npm install @microsoft/signalr</w:t>
       </w:r>
     </w:p>
     <w:bookmarkEnd w:id="0"/>
@@ -520,6 +553,7 @@
         <w:ind w:left="1080"/>
       </w:pPr>
       <w:r>
+        <w:lastRenderedPageBreak/>
         <w:tab/>
         <w:t xml:space="preserve">Password : </w:t>
       </w:r>
@@ -577,7 +611,6 @@
         <w:ind w:left="1080"/>
       </w:pPr>
       <w:r>
-        <w:lastRenderedPageBreak/>
         <w:tab/>
         <w:t xml:space="preserve">Password : </w:t>
       </w:r>

--- a/ReportsAndDocuments/installation Instructions.docx
+++ b/ReportsAndDocuments/installation Instructions.docx
@@ -51,9 +51,19 @@
       <w:r>
         <w:t xml:space="preserve">Cd </w:t>
       </w:r>
-      <w:r>
-        <w:t>FarmVendor\FarmVendor.Api</w:t>
-      </w:r>
+      <w:proofErr w:type="spellStart"/>
+      <w:r>
+        <w:t>FarmVendor</w:t>
+      </w:r>
+      <w:proofErr w:type="spellEnd"/>
+      <w:r>
+        <w:t>\</w:t>
+      </w:r>
+      <w:proofErr w:type="spellStart"/>
+      <w:r>
+        <w:t>FarmVendor.Api</w:t>
+      </w:r>
+      <w:proofErr w:type="spellEnd"/>
     </w:p>
     <w:p>
       <w:pPr>
@@ -92,7 +102,23 @@
           <w:b/>
           <w:bCs/>
         </w:rPr>
-        <w:t>.net db creation steps from migration files</w:t>
+        <w:t xml:space="preserve">.net </w:t>
+      </w:r>
+      <w:proofErr w:type="spellStart"/>
+      <w:r>
+        <w:rPr>
+          <w:b/>
+          <w:bCs/>
+        </w:rPr>
+        <w:t>db</w:t>
+      </w:r>
+      <w:proofErr w:type="spellEnd"/>
+      <w:r>
+        <w:rPr>
+          <w:b/>
+          <w:bCs/>
+        </w:rPr>
+        <w:t xml:space="preserve"> creation steps from migration files</w:t>
       </w:r>
     </w:p>
     <w:p>
@@ -104,8 +130,17 @@
           <w:b/>
           <w:bCs/>
         </w:rPr>
-        <w:t>dotnet tool install --global dotnet-ef</w:t>
-      </w:r>
+        <w:t>dotnet tool install --global dotnet-</w:t>
+      </w:r>
+      <w:proofErr w:type="spellStart"/>
+      <w:r>
+        <w:rPr>
+          <w:b/>
+          <w:bCs/>
+        </w:rPr>
+        <w:t>ef</w:t>
+      </w:r>
+      <w:proofErr w:type="spellEnd"/>
       <w:r>
         <w:t xml:space="preserve">  </w:t>
       </w:r>
@@ -115,8 +150,21 @@
         <w:ind w:left="1080"/>
       </w:pPr>
       <w:r>
-        <w:t>dotnet ef migrations add AddChatModule</w:t>
-      </w:r>
+        <w:t xml:space="preserve">dotnet </w:t>
+      </w:r>
+      <w:proofErr w:type="spellStart"/>
+      <w:r>
+        <w:t>ef</w:t>
+      </w:r>
+      <w:proofErr w:type="spellEnd"/>
+      <w:r>
+        <w:t xml:space="preserve"> migrations add </w:t>
+      </w:r>
+      <w:proofErr w:type="spellStart"/>
+      <w:r>
+        <w:t>AddChatModule</w:t>
+      </w:r>
+      <w:proofErr w:type="spellEnd"/>
       <w:r>
         <w:t>(</w:t>
       </w:r>
@@ -140,7 +188,23 @@
           <w:b/>
           <w:bCs/>
         </w:rPr>
-        <w:t>dotnet ef database update</w:t>
+        <w:t xml:space="preserve">dotnet </w:t>
+      </w:r>
+      <w:proofErr w:type="spellStart"/>
+      <w:r>
+        <w:rPr>
+          <w:b/>
+          <w:bCs/>
+        </w:rPr>
+        <w:t>ef</w:t>
+      </w:r>
+      <w:proofErr w:type="spellEnd"/>
+      <w:r>
+        <w:rPr>
+          <w:b/>
+          <w:bCs/>
+        </w:rPr>
+        <w:t xml:space="preserve"> database update</w:t>
       </w:r>
     </w:p>
     <w:p>
@@ -164,8 +228,13 @@
         <w:ind w:left="1080"/>
       </w:pPr>
       <w:r>
-        <w:t>dotnet add package Microsoft.ML.TimeSeries</w:t>
-      </w:r>
+        <w:t xml:space="preserve">dotnet add package </w:t>
+      </w:r>
+      <w:proofErr w:type="spellStart"/>
+      <w:r>
+        <w:t>Microsoft.ML.TimeSeries</w:t>
+      </w:r>
+      <w:proofErr w:type="spellEnd"/>
     </w:p>
     <w:p>
       <w:pPr>
@@ -210,8 +279,13 @@
       <w:r>
         <w:t xml:space="preserve">Cd </w:t>
       </w:r>
-      <w:r>
-        <w:t>farmvendor-web</w:t>
+      <w:proofErr w:type="spellStart"/>
+      <w:r>
+        <w:t>farmvendor</w:t>
+      </w:r>
+      <w:proofErr w:type="spellEnd"/>
+      <w:r>
+        <w:t>-web</w:t>
       </w:r>
     </w:p>
     <w:p>
@@ -223,8 +297,13 @@
         </w:numPr>
       </w:pPr>
       <w:bookmarkStart w:id="0" w:name="_Hlk222746674"/>
-      <w:r>
-        <w:t>Npm install</w:t>
+      <w:proofErr w:type="spellStart"/>
+      <w:r>
+        <w:t>Npm</w:t>
+      </w:r>
+      <w:proofErr w:type="spellEnd"/>
+      <w:r>
+        <w:t xml:space="preserve"> install</w:t>
       </w:r>
     </w:p>
     <w:p>
@@ -235,8 +314,13 @@
           <w:numId w:val="3"/>
         </w:numPr>
       </w:pPr>
-      <w:r>
-        <w:t>npm install react-chartjs-2 chart.js</w:t>
+      <w:proofErr w:type="spellStart"/>
+      <w:r>
+        <w:t>npm</w:t>
+      </w:r>
+      <w:proofErr w:type="spellEnd"/>
+      <w:r>
+        <w:t xml:space="preserve"> install react-chartjs-2 chart.js</w:t>
       </w:r>
     </w:p>
     <w:p>
@@ -247,8 +331,13 @@
           <w:numId w:val="3"/>
         </w:numPr>
       </w:pPr>
-      <w:r>
-        <w:t>npm install @microsoft/signalr</w:t>
+      <w:proofErr w:type="spellStart"/>
+      <w:r>
+        <w:t>npm</w:t>
+      </w:r>
+      <w:proofErr w:type="spellEnd"/>
+      <w:r>
+        <w:t xml:space="preserve"> install @microsoft/signalr</w:t>
       </w:r>
     </w:p>
     <w:bookmarkEnd w:id="0"/>
@@ -260,8 +349,13 @@
           <w:numId w:val="3"/>
         </w:numPr>
       </w:pPr>
-      <w:r>
-        <w:t>npm run dev</w:t>
+      <w:proofErr w:type="spellStart"/>
+      <w:r>
+        <w:t>npm</w:t>
+      </w:r>
+      <w:proofErr w:type="spellEnd"/>
+      <w:r>
+        <w:t xml:space="preserve"> run dev</w:t>
       </w:r>
       <w:r>
         <w:t xml:space="preserve">  </w:t>
@@ -276,7 +370,15 @@
         </w:numPr>
       </w:pPr>
       <w:r>
-        <w:t>Create .env file inside farmvendor-web and paste below content</w:t>
+        <w:t xml:space="preserve">Create .env file inside </w:t>
+      </w:r>
+      <w:proofErr w:type="spellStart"/>
+      <w:r>
+        <w:t>farmvendor</w:t>
+      </w:r>
+      <w:proofErr w:type="spellEnd"/>
+      <w:r>
+        <w:t>-web and paste below content</w:t>
       </w:r>
     </w:p>
     <w:p>
@@ -330,7 +432,23 @@
           <w:b/>
           <w:bCs/>
         </w:rPr>
-        <w:t>SQL Server (mssql)</w:t>
+        <w:t>SQL Server (</w:t>
+      </w:r>
+      <w:proofErr w:type="spellStart"/>
+      <w:r>
+        <w:rPr>
+          <w:b/>
+          <w:bCs/>
+        </w:rPr>
+        <w:t>mssql</w:t>
+      </w:r>
+      <w:proofErr w:type="spellEnd"/>
+      <w:r>
+        <w:rPr>
+          <w:b/>
+          <w:bCs/>
+        </w:rPr>
+        <w:t>)</w:t>
       </w:r>
       <w:r>
         <w:rPr>
@@ -407,8 +525,33 @@
           <w:b/>
           <w:bCs/>
         </w:rPr>
-        <w:t>(localdb)\MSSQLLocalDB</w:t>
-      </w:r>
+        <w:t>(</w:t>
+      </w:r>
+      <w:proofErr w:type="spellStart"/>
+      <w:r>
+        <w:rPr>
+          <w:b/>
+          <w:bCs/>
+        </w:rPr>
+        <w:t>localdb</w:t>
+      </w:r>
+      <w:proofErr w:type="spellEnd"/>
+      <w:r>
+        <w:rPr>
+          <w:b/>
+          <w:bCs/>
+        </w:rPr>
+        <w:t>)\</w:t>
+      </w:r>
+      <w:proofErr w:type="spellStart"/>
+      <w:r>
+        <w:rPr>
+          <w:b/>
+          <w:bCs/>
+        </w:rPr>
+        <w:t>MSSQLLocalDB</w:t>
+      </w:r>
+      <w:proofErr w:type="spellEnd"/>
     </w:p>
     <w:p>
       <w:pPr>
@@ -478,12 +621,21 @@
       <w:r>
         <w:t xml:space="preserve">See database via </w:t>
       </w:r>
-      <w:r>
-        <w:rPr>
-          <w:b/>
-          <w:bCs/>
-        </w:rPr>
-        <w:t>sql queries</w:t>
+      <w:proofErr w:type="spellStart"/>
+      <w:r>
+        <w:rPr>
+          <w:b/>
+          <w:bCs/>
+        </w:rPr>
+        <w:t>sql</w:t>
+      </w:r>
+      <w:proofErr w:type="spellEnd"/>
+      <w:r>
+        <w:rPr>
+          <w:b/>
+          <w:bCs/>
+        </w:rPr>
+        <w:t xml:space="preserve"> queries</w:t>
       </w:r>
       <w:r>
         <w:t xml:space="preserve"> folder inside reports and documents folder</w:t>
@@ -502,7 +654,15 @@
         </w:rPr>
       </w:pPr>
       <w:r>
-        <w:t xml:space="preserve">Website url : </w:t>
+        <w:t xml:space="preserve">Website </w:t>
+      </w:r>
+      <w:proofErr w:type="spellStart"/>
+      <w:r>
+        <w:t>url</w:t>
+      </w:r>
+      <w:proofErr w:type="spellEnd"/>
+      <w:r>
+        <w:t xml:space="preserve"> : </w:t>
       </w:r>
       <w:hyperlink r:id="rId6" w:history="1">
         <w:r>
@@ -742,6 +902,25 @@
       <w:pPr>
         <w:ind w:firstLine="720"/>
       </w:pPr>
+      <w:r>
+        <w:t>382bc47f-bc16-4c60-9743-bb389f65ec63</w:t>
+      </w:r>
+      <w:r>
+        <w:tab/>
+        <w:t>vendor1@test.com</w:t>
+      </w:r>
+    </w:p>
+    <w:p>
+      <w:pPr>
+        <w:ind w:firstLine="720"/>
+      </w:pPr>
+      <w:r>
+        <w:t>ac47748b-1dbb-426b-ac4c-77e4d42e4e24</w:t>
+      </w:r>
+      <w:r>
+        <w:tab/>
+        <w:t>farmer1@test.com</w:t>
+      </w:r>
     </w:p>
     <w:sectPr>
       <w:pgSz w:w="12240" w:h="15840"/>
@@ -2219,6 +2398,7 @@
   <w:style w:type="character" w:default="1" w:styleId="DefaultParagraphFont">
     <w:name w:val="Default Paragraph Font"/>
     <w:uiPriority w:val="1"/>
+    <w:semiHidden/>
     <w:unhideWhenUsed/>
   </w:style>
   <w:style w:type="table" w:default="1" w:styleId="TableNormal">

--- a/ReportsAndDocuments/installation Instructions.docx
+++ b/ReportsAndDocuments/installation Instructions.docx
@@ -51,19 +51,9 @@
       <w:r>
         <w:t xml:space="preserve">Cd </w:t>
       </w:r>
-      <w:proofErr w:type="spellStart"/>
-      <w:r>
-        <w:t>FarmVendor</w:t>
-      </w:r>
-      <w:proofErr w:type="spellEnd"/>
-      <w:r>
-        <w:t>\</w:t>
-      </w:r>
-      <w:proofErr w:type="spellStart"/>
-      <w:r>
-        <w:t>FarmVendor.Api</w:t>
-      </w:r>
-      <w:proofErr w:type="spellEnd"/>
+      <w:r>
+        <w:t>FarmVendor\FarmVendor.Api</w:t>
+      </w:r>
     </w:p>
     <w:p>
       <w:pPr>
@@ -102,23 +92,7 @@
           <w:b/>
           <w:bCs/>
         </w:rPr>
-        <w:t xml:space="preserve">.net </w:t>
-      </w:r>
-      <w:proofErr w:type="spellStart"/>
-      <w:r>
-        <w:rPr>
-          <w:b/>
-          <w:bCs/>
-        </w:rPr>
-        <w:t>db</w:t>
-      </w:r>
-      <w:proofErr w:type="spellEnd"/>
-      <w:r>
-        <w:rPr>
-          <w:b/>
-          <w:bCs/>
-        </w:rPr>
-        <w:t xml:space="preserve"> creation steps from migration files</w:t>
+        <w:t>.net db creation steps from migration files</w:t>
       </w:r>
     </w:p>
     <w:p>
@@ -130,17 +104,8 @@
           <w:b/>
           <w:bCs/>
         </w:rPr>
-        <w:t>dotnet tool install --global dotnet-</w:t>
-      </w:r>
-      <w:proofErr w:type="spellStart"/>
-      <w:r>
-        <w:rPr>
-          <w:b/>
-          <w:bCs/>
-        </w:rPr>
-        <w:t>ef</w:t>
-      </w:r>
-      <w:proofErr w:type="spellEnd"/>
+        <w:t>dotnet tool install --global dotnet-ef</w:t>
+      </w:r>
       <w:r>
         <w:t xml:space="preserve">  </w:t>
       </w:r>
@@ -150,21 +115,8 @@
         <w:ind w:left="1080"/>
       </w:pPr>
       <w:r>
-        <w:t xml:space="preserve">dotnet </w:t>
-      </w:r>
-      <w:proofErr w:type="spellStart"/>
-      <w:r>
-        <w:t>ef</w:t>
-      </w:r>
-      <w:proofErr w:type="spellEnd"/>
-      <w:r>
-        <w:t xml:space="preserve"> migrations add </w:t>
-      </w:r>
-      <w:proofErr w:type="spellStart"/>
-      <w:r>
-        <w:t>AddChatModule</w:t>
-      </w:r>
-      <w:proofErr w:type="spellEnd"/>
+        <w:t>dotnet ef migrations add AddChatModule</w:t>
+      </w:r>
       <w:r>
         <w:t>(</w:t>
       </w:r>
@@ -188,23 +140,7 @@
           <w:b/>
           <w:bCs/>
         </w:rPr>
-        <w:t xml:space="preserve">dotnet </w:t>
-      </w:r>
-      <w:proofErr w:type="spellStart"/>
-      <w:r>
-        <w:rPr>
-          <w:b/>
-          <w:bCs/>
-        </w:rPr>
-        <w:t>ef</w:t>
-      </w:r>
-      <w:proofErr w:type="spellEnd"/>
-      <w:r>
-        <w:rPr>
-          <w:b/>
-          <w:bCs/>
-        </w:rPr>
-        <w:t xml:space="preserve"> database update</w:t>
+        <w:t>dotnet ef database update</w:t>
       </w:r>
     </w:p>
     <w:p>
@@ -228,13 +164,8 @@
         <w:ind w:left="1080"/>
       </w:pPr>
       <w:r>
-        <w:t xml:space="preserve">dotnet add package </w:t>
-      </w:r>
-      <w:proofErr w:type="spellStart"/>
-      <w:r>
-        <w:t>Microsoft.ML.TimeSeries</w:t>
-      </w:r>
-      <w:proofErr w:type="spellEnd"/>
+        <w:t>dotnet add package Microsoft.ML.TimeSeries</w:t>
+      </w:r>
     </w:p>
     <w:p>
       <w:pPr>
@@ -279,13 +210,8 @@
       <w:r>
         <w:t xml:space="preserve">Cd </w:t>
       </w:r>
-      <w:proofErr w:type="spellStart"/>
-      <w:r>
-        <w:t>farmvendor</w:t>
-      </w:r>
-      <w:proofErr w:type="spellEnd"/>
-      <w:r>
-        <w:t>-web</w:t>
+      <w:r>
+        <w:t>farmvendor-web</w:t>
       </w:r>
     </w:p>
     <w:p>
@@ -297,13 +223,8 @@
         </w:numPr>
       </w:pPr>
       <w:bookmarkStart w:id="0" w:name="_Hlk222746674"/>
-      <w:proofErr w:type="spellStart"/>
-      <w:r>
-        <w:t>Npm</w:t>
-      </w:r>
-      <w:proofErr w:type="spellEnd"/>
-      <w:r>
-        <w:t xml:space="preserve"> install</w:t>
+      <w:r>
+        <w:t>Npm install</w:t>
       </w:r>
     </w:p>
     <w:p>
@@ -314,13 +235,8 @@
           <w:numId w:val="3"/>
         </w:numPr>
       </w:pPr>
-      <w:proofErr w:type="spellStart"/>
-      <w:r>
-        <w:t>npm</w:t>
-      </w:r>
-      <w:proofErr w:type="spellEnd"/>
-      <w:r>
-        <w:t xml:space="preserve"> install react-chartjs-2 chart.js</w:t>
+      <w:r>
+        <w:t>npm install react-chartjs-2 chart.js</w:t>
       </w:r>
     </w:p>
     <w:p>
@@ -331,13 +247,8 @@
           <w:numId w:val="3"/>
         </w:numPr>
       </w:pPr>
-      <w:proofErr w:type="spellStart"/>
-      <w:r>
-        <w:t>npm</w:t>
-      </w:r>
-      <w:proofErr w:type="spellEnd"/>
-      <w:r>
-        <w:t xml:space="preserve"> install @microsoft/signalr</w:t>
+      <w:r>
+        <w:t>npm install @microsoft/signalr</w:t>
       </w:r>
     </w:p>
     <w:bookmarkEnd w:id="0"/>
@@ -349,13 +260,8 @@
           <w:numId w:val="3"/>
         </w:numPr>
       </w:pPr>
-      <w:proofErr w:type="spellStart"/>
-      <w:r>
-        <w:t>npm</w:t>
-      </w:r>
-      <w:proofErr w:type="spellEnd"/>
-      <w:r>
-        <w:t xml:space="preserve"> run dev</w:t>
+      <w:r>
+        <w:t>npm run dev</w:t>
       </w:r>
       <w:r>
         <w:t xml:space="preserve">  </w:t>
@@ -370,15 +276,7 @@
         </w:numPr>
       </w:pPr>
       <w:r>
-        <w:t xml:space="preserve">Create .env file inside </w:t>
-      </w:r>
-      <w:proofErr w:type="spellStart"/>
-      <w:r>
-        <w:t>farmvendor</w:t>
-      </w:r>
-      <w:proofErr w:type="spellEnd"/>
-      <w:r>
-        <w:t>-web and paste below content</w:t>
+        <w:t>Create .env file inside farmvendor-web and paste below content</w:t>
       </w:r>
     </w:p>
     <w:p>
@@ -432,23 +330,7 @@
           <w:b/>
           <w:bCs/>
         </w:rPr>
-        <w:t>SQL Server (</w:t>
-      </w:r>
-      <w:proofErr w:type="spellStart"/>
-      <w:r>
-        <w:rPr>
-          <w:b/>
-          <w:bCs/>
-        </w:rPr>
-        <w:t>mssql</w:t>
-      </w:r>
-      <w:proofErr w:type="spellEnd"/>
-      <w:r>
-        <w:rPr>
-          <w:b/>
-          <w:bCs/>
-        </w:rPr>
-        <w:t>)</w:t>
+        <w:t>SQL Server (mssql)</w:t>
       </w:r>
       <w:r>
         <w:rPr>
@@ -525,33 +407,8 @@
           <w:b/>
           <w:bCs/>
         </w:rPr>
-        <w:t>(</w:t>
-      </w:r>
-      <w:proofErr w:type="spellStart"/>
-      <w:r>
-        <w:rPr>
-          <w:b/>
-          <w:bCs/>
-        </w:rPr>
-        <w:t>localdb</w:t>
-      </w:r>
-      <w:proofErr w:type="spellEnd"/>
-      <w:r>
-        <w:rPr>
-          <w:b/>
-          <w:bCs/>
-        </w:rPr>
-        <w:t>)\</w:t>
-      </w:r>
-      <w:proofErr w:type="spellStart"/>
-      <w:r>
-        <w:rPr>
-          <w:b/>
-          <w:bCs/>
-        </w:rPr>
-        <w:t>MSSQLLocalDB</w:t>
-      </w:r>
-      <w:proofErr w:type="spellEnd"/>
+        <w:t>(localdb)\MSSQLLocalDB</w:t>
+      </w:r>
     </w:p>
     <w:p>
       <w:pPr>
@@ -621,21 +478,12 @@
       <w:r>
         <w:t xml:space="preserve">See database via </w:t>
       </w:r>
-      <w:proofErr w:type="spellStart"/>
-      <w:r>
-        <w:rPr>
-          <w:b/>
-          <w:bCs/>
-        </w:rPr>
-        <w:t>sql</w:t>
-      </w:r>
-      <w:proofErr w:type="spellEnd"/>
-      <w:r>
-        <w:rPr>
-          <w:b/>
-          <w:bCs/>
-        </w:rPr>
-        <w:t xml:space="preserve"> queries</w:t>
+      <w:r>
+        <w:rPr>
+          <w:b/>
+          <w:bCs/>
+        </w:rPr>
+        <w:t>sql queries</w:t>
       </w:r>
       <w:r>
         <w:t xml:space="preserve"> folder inside reports and documents folder</w:t>
@@ -654,15 +502,7 @@
         </w:rPr>
       </w:pPr>
       <w:r>
-        <w:t xml:space="preserve">Website </w:t>
-      </w:r>
-      <w:proofErr w:type="spellStart"/>
-      <w:r>
-        <w:t>url</w:t>
-      </w:r>
-      <w:proofErr w:type="spellEnd"/>
-      <w:r>
-        <w:t xml:space="preserve"> : </w:t>
+        <w:t xml:space="preserve">Website url : </w:t>
       </w:r>
       <w:hyperlink r:id="rId6" w:history="1">
         <w:r>
@@ -897,6 +737,13 @@
           <w:bCs/>
         </w:rPr>
       </w:pPr>
+      <w:r>
+        <w:rPr>
+          <w:b/>
+          <w:bCs/>
+        </w:rPr>
+        <w:t>USERID</w:t>
+      </w:r>
     </w:p>
     <w:p>
       <w:pPr>

--- a/ReportsAndDocuments/installation Instructions.docx
+++ b/ReportsAndDocuments/installation Instructions.docx
@@ -1,6 +1,6 @@
 
 <file path=word/document.xml><?xml version="1.0" encoding="utf-8"?>
-<w:document xmlns:wpc="http://schemas.microsoft.com/office/word/2010/wordprocessingCanvas" xmlns:cx="http://schemas.microsoft.com/office/drawing/2014/chartex" xmlns:cx1="http://schemas.microsoft.com/office/drawing/2015/9/8/chartex" xmlns:cx2="http://schemas.microsoft.com/office/drawing/2015/10/21/chartex" xmlns:cx3="http://schemas.microsoft.com/office/drawing/2016/5/9/chartex" xmlns:cx4="http://schemas.microsoft.com/office/drawing/2016/5/10/chartex" xmlns:cx5="http://schemas.microsoft.com/office/drawing/2016/5/11/chartex" xmlns:cx6="http://schemas.microsoft.com/office/drawing/2016/5/12/chartex" xmlns:cx7="http://schemas.microsoft.com/office/drawing/2016/5/13/chartex" xmlns:cx8="http://schemas.microsoft.com/office/drawing/2016/5/14/chartex" xmlns:mc="http://schemas.openxmlformats.org/markup-compatibility/2006" xmlns:aink="http://schemas.microsoft.com/office/drawing/2016/ink" xmlns:am3d="http://schemas.microsoft.com/office/drawing/2017/model3d" xmlns:o="urn:schemas-microsoft-com:office:office" xmlns:oel="http://schemas.microsoft.com/office/2019/extlst" xmlns:r="http://schemas.openxmlformats.org/officeDocument/2006/relationships" xmlns:m="http://schemas.openxmlformats.org/officeDocument/2006/math" xmlns:v="urn:schemas-microsoft-com:vml" xmlns:wp14="http://schemas.microsoft.com/office/word/2010/wordprocessingDrawing" xmlns:wp="http://schemas.openxmlformats.org/drawingml/2006/wordprocessingDrawing" xmlns:w10="urn:schemas-microsoft-com:office:word" xmlns:w="http://schemas.openxmlformats.org/wordprocessingml/2006/main" xmlns:w14="http://schemas.microsoft.com/office/word/2010/wordml" xmlns:w15="http://schemas.microsoft.com/office/word/2012/wordml" xmlns:w16cex="http://schemas.microsoft.com/office/word/2018/wordml/cex" xmlns:w16cid="http://schemas.microsoft.com/office/word/2016/wordml/cid" xmlns:w16="http://schemas.microsoft.com/office/word/2018/wordml" xmlns:w16sdtdh="http://schemas.microsoft.com/office/word/2020/wordml/sdtdatahash" xmlns:w16se="http://schemas.microsoft.com/office/word/2015/wordml/symex" xmlns:wpg="http://schemas.microsoft.com/office/word/2010/wordprocessingGroup" xmlns:wpi="http://schemas.microsoft.com/office/word/2010/wordprocessingInk" xmlns:wne="http://schemas.microsoft.com/office/word/2006/wordml" xmlns:wps="http://schemas.microsoft.com/office/word/2010/wordprocessingShape" mc:Ignorable="w14 w15 w16se w16cid w16 w16cex w16sdtdh wp14">
+<w:document xmlns:wpc="http://schemas.microsoft.com/office/word/2010/wordprocessingCanvas" xmlns:cx="http://schemas.microsoft.com/office/drawing/2014/chartex" xmlns:cx1="http://schemas.microsoft.com/office/drawing/2015/9/8/chartex" xmlns:cx2="http://schemas.microsoft.com/office/drawing/2015/10/21/chartex" xmlns:cx3="http://schemas.microsoft.com/office/drawing/2016/5/9/chartex" xmlns:cx4="http://schemas.microsoft.com/office/drawing/2016/5/10/chartex" xmlns:cx5="http://schemas.microsoft.com/office/drawing/2016/5/11/chartex" xmlns:cx6="http://schemas.microsoft.com/office/drawing/2016/5/12/chartex" xmlns:cx7="http://schemas.microsoft.com/office/drawing/2016/5/13/chartex" xmlns:cx8="http://schemas.microsoft.com/office/drawing/2016/5/14/chartex" xmlns:mc="http://schemas.openxmlformats.org/markup-compatibility/2006" xmlns:aink="http://schemas.microsoft.com/office/drawing/2016/ink" xmlns:am3d="http://schemas.microsoft.com/office/drawing/2017/model3d" xmlns:o="urn:schemas-microsoft-com:office:office" xmlns:oel="http://schemas.microsoft.com/office/2019/extlst" xmlns:r="http://schemas.openxmlformats.org/officeDocument/2006/relationships" xmlns:m="http://schemas.openxmlformats.org/officeDocument/2006/math" xmlns:v="urn:schemas-microsoft-com:vml" xmlns:wp14="http://schemas.microsoft.com/office/word/2010/wordprocessingDrawing" xmlns:wp="http://schemas.openxmlformats.org/drawingml/2006/wordprocessingDrawing" xmlns:w10="urn:schemas-microsoft-com:office:word" xmlns:w="http://schemas.openxmlformats.org/wordprocessingml/2006/main" xmlns:w14="http://schemas.microsoft.com/office/word/2010/wordml" xmlns:w15="http://schemas.microsoft.com/office/word/2012/wordml" xmlns:w16cex="http://schemas.microsoft.com/office/word/2018/wordml/cex" xmlns:w16cid="http://schemas.microsoft.com/office/word/2016/wordml/cid" xmlns:w16="http://schemas.microsoft.com/office/word/2018/wordml" xmlns:w16du="http://schemas.microsoft.com/office/word/2023/wordml/word16du" xmlns:w16sdtdh="http://schemas.microsoft.com/office/word/2020/wordml/sdtdatahash" xmlns:w16sdtfl="http://schemas.microsoft.com/office/word/2024/wordml/sdtformatlock" xmlns:w16se="http://schemas.microsoft.com/office/word/2015/wordml/symex" xmlns:wpg="http://schemas.microsoft.com/office/word/2010/wordprocessingGroup" xmlns:wpi="http://schemas.microsoft.com/office/word/2010/wordprocessingInk" xmlns:wne="http://schemas.microsoft.com/office/word/2006/wordml" xmlns:wps="http://schemas.microsoft.com/office/word/2010/wordprocessingShape" mc:Ignorable="w14 w15 w16se w16cid w16 w16cex w16sdtdh w16sdtfl w16du wp14">
   <w:body>
     <w:p>
       <w:r>
@@ -51,9 +51,19 @@
       <w:r>
         <w:t xml:space="preserve">Cd </w:t>
       </w:r>
-      <w:r>
-        <w:t>FarmVendor\FarmVendor.Api</w:t>
-      </w:r>
+      <w:proofErr w:type="spellStart"/>
+      <w:r>
+        <w:t>FarmVendor</w:t>
+      </w:r>
+      <w:proofErr w:type="spellEnd"/>
+      <w:r>
+        <w:t>\</w:t>
+      </w:r>
+      <w:proofErr w:type="spellStart"/>
+      <w:r>
+        <w:t>FarmVendor.Api</w:t>
+      </w:r>
+      <w:proofErr w:type="spellEnd"/>
     </w:p>
     <w:p>
       <w:pPr>
@@ -92,7 +102,23 @@
           <w:b/>
           <w:bCs/>
         </w:rPr>
-        <w:t>.net db creation steps from migration files</w:t>
+        <w:t xml:space="preserve">.net </w:t>
+      </w:r>
+      <w:proofErr w:type="spellStart"/>
+      <w:r>
+        <w:rPr>
+          <w:b/>
+          <w:bCs/>
+        </w:rPr>
+        <w:t>db</w:t>
+      </w:r>
+      <w:proofErr w:type="spellEnd"/>
+      <w:r>
+        <w:rPr>
+          <w:b/>
+          <w:bCs/>
+        </w:rPr>
+        <w:t xml:space="preserve"> creation steps from migration files</w:t>
       </w:r>
     </w:p>
     <w:p>
@@ -104,8 +130,17 @@
           <w:b/>
           <w:bCs/>
         </w:rPr>
-        <w:t>dotnet tool install --global dotnet-ef</w:t>
-      </w:r>
+        <w:t>dotnet tool install --global dotnet-</w:t>
+      </w:r>
+      <w:proofErr w:type="spellStart"/>
+      <w:r>
+        <w:rPr>
+          <w:b/>
+          <w:bCs/>
+        </w:rPr>
+        <w:t>ef</w:t>
+      </w:r>
+      <w:proofErr w:type="spellEnd"/>
       <w:r>
         <w:t xml:space="preserve">  </w:t>
       </w:r>
@@ -115,8 +150,21 @@
         <w:ind w:left="1080"/>
       </w:pPr>
       <w:r>
-        <w:t>dotnet ef migrations add AddChatModule</w:t>
-      </w:r>
+        <w:t xml:space="preserve">dotnet </w:t>
+      </w:r>
+      <w:proofErr w:type="spellStart"/>
+      <w:r>
+        <w:t>ef</w:t>
+      </w:r>
+      <w:proofErr w:type="spellEnd"/>
+      <w:r>
+        <w:t xml:space="preserve"> migrations add </w:t>
+      </w:r>
+      <w:proofErr w:type="spellStart"/>
+      <w:r>
+        <w:t>AddChatModule</w:t>
+      </w:r>
+      <w:proofErr w:type="spellEnd"/>
       <w:r>
         <w:t>(</w:t>
       </w:r>
@@ -140,7 +188,23 @@
           <w:b/>
           <w:bCs/>
         </w:rPr>
-        <w:t>dotnet ef database update</w:t>
+        <w:t xml:space="preserve">dotnet </w:t>
+      </w:r>
+      <w:proofErr w:type="spellStart"/>
+      <w:r>
+        <w:rPr>
+          <w:b/>
+          <w:bCs/>
+        </w:rPr>
+        <w:t>ef</w:t>
+      </w:r>
+      <w:proofErr w:type="spellEnd"/>
+      <w:r>
+        <w:rPr>
+          <w:b/>
+          <w:bCs/>
+        </w:rPr>
+        <w:t xml:space="preserve"> database update</w:t>
       </w:r>
     </w:p>
     <w:p>
@@ -164,8 +228,13 @@
         <w:ind w:left="1080"/>
       </w:pPr>
       <w:r>
-        <w:t>dotnet add package Microsoft.ML.TimeSeries</w:t>
-      </w:r>
+        <w:t xml:space="preserve">dotnet add package </w:t>
+      </w:r>
+      <w:proofErr w:type="spellStart"/>
+      <w:r>
+        <w:t>Microsoft.ML.TimeSeries</w:t>
+      </w:r>
+      <w:proofErr w:type="spellEnd"/>
     </w:p>
     <w:p>
       <w:pPr>
@@ -210,8 +279,13 @@
       <w:r>
         <w:t xml:space="preserve">Cd </w:t>
       </w:r>
-      <w:r>
-        <w:t>farmvendor-web</w:t>
+      <w:proofErr w:type="spellStart"/>
+      <w:r>
+        <w:t>farmvendor</w:t>
+      </w:r>
+      <w:proofErr w:type="spellEnd"/>
+      <w:r>
+        <w:t>-web</w:t>
       </w:r>
     </w:p>
     <w:p>
@@ -223,8 +297,13 @@
         </w:numPr>
       </w:pPr>
       <w:bookmarkStart w:id="0" w:name="_Hlk222746674"/>
-      <w:r>
-        <w:t>Npm install</w:t>
+      <w:proofErr w:type="spellStart"/>
+      <w:r>
+        <w:t>Npm</w:t>
+      </w:r>
+      <w:proofErr w:type="spellEnd"/>
+      <w:r>
+        <w:t xml:space="preserve"> install</w:t>
       </w:r>
     </w:p>
     <w:p>
@@ -235,8 +314,13 @@
           <w:numId w:val="3"/>
         </w:numPr>
       </w:pPr>
-      <w:r>
-        <w:t>npm install react-chartjs-2 chart.js</w:t>
+      <w:proofErr w:type="spellStart"/>
+      <w:r>
+        <w:t>npm</w:t>
+      </w:r>
+      <w:proofErr w:type="spellEnd"/>
+      <w:r>
+        <w:t xml:space="preserve"> install react-chartjs-2 chart.js</w:t>
       </w:r>
     </w:p>
     <w:p>
@@ -247,8 +331,13 @@
           <w:numId w:val="3"/>
         </w:numPr>
       </w:pPr>
-      <w:r>
-        <w:t>npm install @microsoft/signalr</w:t>
+      <w:proofErr w:type="spellStart"/>
+      <w:r>
+        <w:t>npm</w:t>
+      </w:r>
+      <w:proofErr w:type="spellEnd"/>
+      <w:r>
+        <w:t xml:space="preserve"> install @microsoft/signalr</w:t>
       </w:r>
     </w:p>
     <w:bookmarkEnd w:id="0"/>
@@ -260,8 +349,13 @@
           <w:numId w:val="3"/>
         </w:numPr>
       </w:pPr>
-      <w:r>
-        <w:t>npm run dev</w:t>
+      <w:proofErr w:type="spellStart"/>
+      <w:r>
+        <w:t>npm</w:t>
+      </w:r>
+      <w:proofErr w:type="spellEnd"/>
+      <w:r>
+        <w:t xml:space="preserve"> run dev</w:t>
       </w:r>
       <w:r>
         <w:t xml:space="preserve">  </w:t>
@@ -276,16 +370,21 @@
         </w:numPr>
       </w:pPr>
       <w:r>
-        <w:t>Create .env file inside farmvendor-web and paste below content</w:t>
-      </w:r>
-    </w:p>
-    <w:p>
-      <w:pPr>
-        <w:pStyle w:val="ListParagraph"/>
-        <w:numPr>
-          <w:ilvl w:val="1"/>
-          <w:numId w:val="3"/>
-        </w:numPr>
+        <w:t xml:space="preserve">Create .env file inside </w:t>
+      </w:r>
+      <w:proofErr w:type="spellStart"/>
+      <w:r>
+        <w:t>farmvendor</w:t>
+      </w:r>
+      <w:proofErr w:type="spellEnd"/>
+      <w:r>
+        <w:t>-web and paste below content</w:t>
+      </w:r>
+    </w:p>
+    <w:p>
+      <w:pPr>
+        <w:pStyle w:val="ListParagraph"/>
+        <w:ind w:left="1800"/>
       </w:pPr>
       <w:r>
         <w:t>VITE_API_URL=http://localhost:5136</w:t>
@@ -330,7 +429,23 @@
           <w:b/>
           <w:bCs/>
         </w:rPr>
-        <w:t>SQL Server (mssql)</w:t>
+        <w:t>SQL Server (</w:t>
+      </w:r>
+      <w:proofErr w:type="spellStart"/>
+      <w:r>
+        <w:rPr>
+          <w:b/>
+          <w:bCs/>
+        </w:rPr>
+        <w:t>mssql</w:t>
+      </w:r>
+      <w:proofErr w:type="spellEnd"/>
+      <w:r>
+        <w:rPr>
+          <w:b/>
+          <w:bCs/>
+        </w:rPr>
+        <w:t>)</w:t>
       </w:r>
       <w:r>
         <w:rPr>
@@ -407,8 +522,33 @@
           <w:b/>
           <w:bCs/>
         </w:rPr>
-        <w:t>(localdb)\MSSQLLocalDB</w:t>
-      </w:r>
+        <w:t>(</w:t>
+      </w:r>
+      <w:proofErr w:type="spellStart"/>
+      <w:r>
+        <w:rPr>
+          <w:b/>
+          <w:bCs/>
+        </w:rPr>
+        <w:t>localdb</w:t>
+      </w:r>
+      <w:proofErr w:type="spellEnd"/>
+      <w:r>
+        <w:rPr>
+          <w:b/>
+          <w:bCs/>
+        </w:rPr>
+        <w:t>)\</w:t>
+      </w:r>
+      <w:proofErr w:type="spellStart"/>
+      <w:r>
+        <w:rPr>
+          <w:b/>
+          <w:bCs/>
+        </w:rPr>
+        <w:t>MSSQLLocalDB</w:t>
+      </w:r>
+      <w:proofErr w:type="spellEnd"/>
     </w:p>
     <w:p>
       <w:pPr>
@@ -478,12 +618,21 @@
       <w:r>
         <w:t xml:space="preserve">See database via </w:t>
       </w:r>
-      <w:r>
-        <w:rPr>
-          <w:b/>
-          <w:bCs/>
-        </w:rPr>
-        <w:t>sql queries</w:t>
+      <w:proofErr w:type="spellStart"/>
+      <w:r>
+        <w:rPr>
+          <w:b/>
+          <w:bCs/>
+        </w:rPr>
+        <w:t>sql</w:t>
+      </w:r>
+      <w:proofErr w:type="spellEnd"/>
+      <w:r>
+        <w:rPr>
+          <w:b/>
+          <w:bCs/>
+        </w:rPr>
+        <w:t xml:space="preserve"> queries</w:t>
       </w:r>
       <w:r>
         <w:t xml:space="preserve"> folder inside reports and documents folder</w:t>
@@ -502,7 +651,15 @@
         </w:rPr>
       </w:pPr>
       <w:r>
-        <w:t xml:space="preserve">Website url : </w:t>
+        <w:t xml:space="preserve">Website </w:t>
+      </w:r>
+      <w:proofErr w:type="spellStart"/>
+      <w:r>
+        <w:t>url</w:t>
+      </w:r>
+      <w:proofErr w:type="spellEnd"/>
+      <w:r>
+        <w:t xml:space="preserve"> : </w:t>
       </w:r>
       <w:hyperlink r:id="rId6" w:history="1">
         <w:r>
@@ -780,7 +937,7 @@
 </file>
 
 <file path=word/numbering.xml><?xml version="1.0" encoding="utf-8"?>
-<w:numbering xmlns:wpc="http://schemas.microsoft.com/office/word/2010/wordprocessingCanvas" xmlns:cx="http://schemas.microsoft.com/office/drawing/2014/chartex" xmlns:cx1="http://schemas.microsoft.com/office/drawing/2015/9/8/chartex" xmlns:cx2="http://schemas.microsoft.com/office/drawing/2015/10/21/chartex" xmlns:cx3="http://schemas.microsoft.com/office/drawing/2016/5/9/chartex" xmlns:cx4="http://schemas.microsoft.com/office/drawing/2016/5/10/chartex" xmlns:cx5="http://schemas.microsoft.com/office/drawing/2016/5/11/chartex" xmlns:cx6="http://schemas.microsoft.com/office/drawing/2016/5/12/chartex" xmlns:cx7="http://schemas.microsoft.com/office/drawing/2016/5/13/chartex" xmlns:cx8="http://schemas.microsoft.com/office/drawing/2016/5/14/chartex" xmlns:mc="http://schemas.openxmlformats.org/markup-compatibility/2006" xmlns:aink="http://schemas.microsoft.com/office/drawing/2016/ink" xmlns:am3d="http://schemas.microsoft.com/office/drawing/2017/model3d" xmlns:o="urn:schemas-microsoft-com:office:office" xmlns:oel="http://schemas.microsoft.com/office/2019/extlst" xmlns:r="http://schemas.openxmlformats.org/officeDocument/2006/relationships" xmlns:m="http://schemas.openxmlformats.org/officeDocument/2006/math" xmlns:v="urn:schemas-microsoft-com:vml" xmlns:wp14="http://schemas.microsoft.com/office/word/2010/wordprocessingDrawing" xmlns:wp="http://schemas.openxmlformats.org/drawingml/2006/wordprocessingDrawing" xmlns:w10="urn:schemas-microsoft-com:office:word" xmlns:w="http://schemas.openxmlformats.org/wordprocessingml/2006/main" xmlns:w14="http://schemas.microsoft.com/office/word/2010/wordml" xmlns:w15="http://schemas.microsoft.com/office/word/2012/wordml" xmlns:w16cex="http://schemas.microsoft.com/office/word/2018/wordml/cex" xmlns:w16cid="http://schemas.microsoft.com/office/word/2016/wordml/cid" xmlns:w16="http://schemas.microsoft.com/office/word/2018/wordml" xmlns:w16sdtdh="http://schemas.microsoft.com/office/word/2020/wordml/sdtdatahash" xmlns:w16se="http://schemas.microsoft.com/office/word/2015/wordml/symex" xmlns:wpg="http://schemas.microsoft.com/office/word/2010/wordprocessingGroup" xmlns:wpi="http://schemas.microsoft.com/office/word/2010/wordprocessingInk" xmlns:wne="http://schemas.microsoft.com/office/word/2006/wordml" xmlns:wps="http://schemas.microsoft.com/office/word/2010/wordprocessingShape" mc:Ignorable="w14 w15 w16se w16cid w16 w16cex w16sdtdh wp14">
+<w:numbering xmlns:wpc="http://schemas.microsoft.com/office/word/2010/wordprocessingCanvas" xmlns:cx="http://schemas.microsoft.com/office/drawing/2014/chartex" xmlns:cx1="http://schemas.microsoft.com/office/drawing/2015/9/8/chartex" xmlns:cx2="http://schemas.microsoft.com/office/drawing/2015/10/21/chartex" xmlns:cx3="http://schemas.microsoft.com/office/drawing/2016/5/9/chartex" xmlns:cx4="http://schemas.microsoft.com/office/drawing/2016/5/10/chartex" xmlns:cx5="http://schemas.microsoft.com/office/drawing/2016/5/11/chartex" xmlns:cx6="http://schemas.microsoft.com/office/drawing/2016/5/12/chartex" xmlns:cx7="http://schemas.microsoft.com/office/drawing/2016/5/13/chartex" xmlns:cx8="http://schemas.microsoft.com/office/drawing/2016/5/14/chartex" xmlns:mc="http://schemas.openxmlformats.org/markup-compatibility/2006" xmlns:aink="http://schemas.microsoft.com/office/drawing/2016/ink" xmlns:am3d="http://schemas.microsoft.com/office/drawing/2017/model3d" xmlns:o="urn:schemas-microsoft-com:office:office" xmlns:oel="http://schemas.microsoft.com/office/2019/extlst" xmlns:r="http://schemas.openxmlformats.org/officeDocument/2006/relationships" xmlns:m="http://schemas.openxmlformats.org/officeDocument/2006/math" xmlns:v="urn:schemas-microsoft-com:vml" xmlns:wp14="http://schemas.microsoft.com/office/word/2010/wordprocessingDrawing" xmlns:wp="http://schemas.openxmlformats.org/drawingml/2006/wordprocessingDrawing" xmlns:w10="urn:schemas-microsoft-com:office:word" xmlns:w="http://schemas.openxmlformats.org/wordprocessingml/2006/main" xmlns:w14="http://schemas.microsoft.com/office/word/2010/wordml" xmlns:w15="http://schemas.microsoft.com/office/word/2012/wordml" xmlns:w16cex="http://schemas.microsoft.com/office/word/2018/wordml/cex" xmlns:w16cid="http://schemas.microsoft.com/office/word/2016/wordml/cid" xmlns:w16="http://schemas.microsoft.com/office/word/2018/wordml" xmlns:w16du="http://schemas.microsoft.com/office/word/2023/wordml/word16du" xmlns:w16sdtdh="http://schemas.microsoft.com/office/word/2020/wordml/sdtdatahash" xmlns:w16sdtfl="http://schemas.microsoft.com/office/word/2024/wordml/sdtformatlock" xmlns:w16se="http://schemas.microsoft.com/office/word/2015/wordml/symex" xmlns:wpg="http://schemas.microsoft.com/office/word/2010/wordprocessingGroup" xmlns:wpi="http://schemas.microsoft.com/office/word/2010/wordprocessingInk" xmlns:wne="http://schemas.microsoft.com/office/word/2006/wordml" xmlns:wps="http://schemas.microsoft.com/office/word/2010/wordprocessingShape" mc:Ignorable="w14 w15 w16se w16cid w16 w16cex w16sdtdh w16sdtfl w16du wp14">
   <w:abstractNum w:abstractNumId="0" w15:restartNumberingAfterBreak="0">
     <w:nsid w:val="09AC3898"/>
     <w:multiLevelType w:val="hybridMultilevel"/>
@@ -1643,7 +1800,7 @@
 </file>
 
 <file path=word/styles.xml><?xml version="1.0" encoding="utf-8"?>
-<w:styles xmlns:mc="http://schemas.openxmlformats.org/markup-compatibility/2006" xmlns:r="http://schemas.openxmlformats.org/officeDocument/2006/relationships" xmlns:w="http://schemas.openxmlformats.org/wordprocessingml/2006/main" xmlns:w14="http://schemas.microsoft.com/office/word/2010/wordml" xmlns:w15="http://schemas.microsoft.com/office/word/2012/wordml" xmlns:w16cex="http://schemas.microsoft.com/office/word/2018/wordml/cex" xmlns:w16cid="http://schemas.microsoft.com/office/word/2016/wordml/cid" xmlns:w16="http://schemas.microsoft.com/office/word/2018/wordml" xmlns:w16sdtdh="http://schemas.microsoft.com/office/word/2020/wordml/sdtdatahash" xmlns:w16se="http://schemas.microsoft.com/office/word/2015/wordml/symex" mc:Ignorable="w14 w15 w16se w16cid w16 w16cex w16sdtdh">
+<w:styles xmlns:mc="http://schemas.openxmlformats.org/markup-compatibility/2006" xmlns:r="http://schemas.openxmlformats.org/officeDocument/2006/relationships" xmlns:w="http://schemas.openxmlformats.org/wordprocessingml/2006/main" xmlns:w14="http://schemas.microsoft.com/office/word/2010/wordml" xmlns:w15="http://schemas.microsoft.com/office/word/2012/wordml" xmlns:w16cex="http://schemas.microsoft.com/office/word/2018/wordml/cex" xmlns:w16cid="http://schemas.microsoft.com/office/word/2016/wordml/cid" xmlns:w16="http://schemas.microsoft.com/office/word/2018/wordml" xmlns:w16du="http://schemas.microsoft.com/office/word/2023/wordml/word16du" xmlns:w16sdtdh="http://schemas.microsoft.com/office/word/2020/wordml/sdtdatahash" xmlns:w16sdtfl="http://schemas.microsoft.com/office/word/2024/wordml/sdtformatlock" xmlns:w16se="http://schemas.microsoft.com/office/word/2015/wordml/symex" mc:Ignorable="w14 w15 w16se w16cid w16 w16cex w16sdtdh w16sdtfl w16du">
   <w:docDefaults>
     <w:rPrDefault>
       <w:rPr>

--- a/ReportsAndDocuments/installation Instructions.docx
+++ b/ReportsAndDocuments/installation Instructions.docx
@@ -1,13 +1,18 @@
 
 <file path=word/document.xml><?xml version="1.0" encoding="utf-8"?>
-<w:document xmlns:wpc="http://schemas.microsoft.com/office/word/2010/wordprocessingCanvas" xmlns:cx="http://schemas.microsoft.com/office/drawing/2014/chartex" xmlns:cx1="http://schemas.microsoft.com/office/drawing/2015/9/8/chartex" xmlns:cx2="http://schemas.microsoft.com/office/drawing/2015/10/21/chartex" xmlns:cx3="http://schemas.microsoft.com/office/drawing/2016/5/9/chartex" xmlns:cx4="http://schemas.microsoft.com/office/drawing/2016/5/10/chartex" xmlns:cx5="http://schemas.microsoft.com/office/drawing/2016/5/11/chartex" xmlns:cx6="http://schemas.microsoft.com/office/drawing/2016/5/12/chartex" xmlns:cx7="http://schemas.microsoft.com/office/drawing/2016/5/13/chartex" xmlns:cx8="http://schemas.microsoft.com/office/drawing/2016/5/14/chartex" xmlns:mc="http://schemas.openxmlformats.org/markup-compatibility/2006" xmlns:aink="http://schemas.microsoft.com/office/drawing/2016/ink" xmlns:am3d="http://schemas.microsoft.com/office/drawing/2017/model3d" xmlns:o="urn:schemas-microsoft-com:office:office" xmlns:oel="http://schemas.microsoft.com/office/2019/extlst" xmlns:r="http://schemas.openxmlformats.org/officeDocument/2006/relationships" xmlns:m="http://schemas.openxmlformats.org/officeDocument/2006/math" xmlns:v="urn:schemas-microsoft-com:vml" xmlns:wp14="http://schemas.microsoft.com/office/word/2010/wordprocessingDrawing" xmlns:wp="http://schemas.openxmlformats.org/drawingml/2006/wordprocessingDrawing" xmlns:w10="urn:schemas-microsoft-com:office:word" xmlns:w="http://schemas.openxmlformats.org/wordprocessingml/2006/main" xmlns:w14="http://schemas.microsoft.com/office/word/2010/wordml" xmlns:w15="http://schemas.microsoft.com/office/word/2012/wordml" xmlns:w16cex="http://schemas.microsoft.com/office/word/2018/wordml/cex" xmlns:w16cid="http://schemas.microsoft.com/office/word/2016/wordml/cid" xmlns:w16="http://schemas.microsoft.com/office/word/2018/wordml" xmlns:w16du="http://schemas.microsoft.com/office/word/2023/wordml/word16du" xmlns:w16sdtdh="http://schemas.microsoft.com/office/word/2020/wordml/sdtdatahash" xmlns:w16sdtfl="http://schemas.microsoft.com/office/word/2024/wordml/sdtformatlock" xmlns:w16se="http://schemas.microsoft.com/office/word/2015/wordml/symex" xmlns:wpg="http://schemas.microsoft.com/office/word/2010/wordprocessingGroup" xmlns:wpi="http://schemas.microsoft.com/office/word/2010/wordprocessingInk" xmlns:wne="http://schemas.microsoft.com/office/word/2006/wordml" xmlns:wps="http://schemas.microsoft.com/office/word/2010/wordprocessingShape" mc:Ignorable="w14 w15 w16se w16cid w16 w16cex w16sdtdh w16sdtfl w16du wp14">
+<w:document xmlns:wpc="http://schemas.microsoft.com/office/word/2010/wordprocessingCanvas" xmlns:cx="http://schemas.microsoft.com/office/drawing/2014/chartex" xmlns:cx1="http://schemas.microsoft.com/office/drawing/2015/9/8/chartex" xmlns:cx2="http://schemas.microsoft.com/office/drawing/2015/10/21/chartex" xmlns:cx3="http://schemas.microsoft.com/office/drawing/2016/5/9/chartex" xmlns:cx4="http://schemas.microsoft.com/office/drawing/2016/5/10/chartex" xmlns:cx5="http://schemas.microsoft.com/office/drawing/2016/5/11/chartex" xmlns:cx6="http://schemas.microsoft.com/office/drawing/2016/5/12/chartex" xmlns:cx7="http://schemas.microsoft.com/office/drawing/2016/5/13/chartex" xmlns:cx8="http://schemas.microsoft.com/office/drawing/2016/5/14/chartex" xmlns:mc="http://schemas.openxmlformats.org/markup-compatibility/2006" xmlns:aink="http://schemas.microsoft.com/office/drawing/2016/ink" xmlns:am3d="http://schemas.microsoft.com/office/drawing/2017/model3d" xmlns:o="urn:schemas-microsoft-com:office:office" xmlns:oel="http://schemas.microsoft.com/office/2019/extlst" xmlns:r="http://schemas.openxmlformats.org/officeDocument/2006/relationships" xmlns:m="http://schemas.openxmlformats.org/officeDocument/2006/math" xmlns:v="urn:schemas-microsoft-com:vml" xmlns:wp14="http://schemas.microsoft.com/office/word/2010/wordprocessingDrawing" xmlns:wp="http://schemas.openxmlformats.org/drawingml/2006/wordprocessingDrawing" xmlns:w10="urn:schemas-microsoft-com:office:word" xmlns:w="http://schemas.openxmlformats.org/wordprocessingml/2006/main" xmlns:w14="http://schemas.microsoft.com/office/word/2010/wordml" xmlns:w15="http://schemas.microsoft.com/office/word/2012/wordml" xmlns:w16cex="http://schemas.microsoft.com/office/word/2018/wordml/cex" xmlns:w16cid="http://schemas.microsoft.com/office/word/2016/wordml/cid" xmlns:w16="http://schemas.microsoft.com/office/word/2018/wordml" xmlns:w16sdtdh="http://schemas.microsoft.com/office/word/2020/wordml/sdtdatahash" xmlns:w16se="http://schemas.microsoft.com/office/word/2015/wordml/symex" xmlns:wpg="http://schemas.microsoft.com/office/word/2010/wordprocessingGroup" xmlns:wpi="http://schemas.microsoft.com/office/word/2010/wordprocessingInk" xmlns:wne="http://schemas.microsoft.com/office/word/2006/wordml" xmlns:wps="http://schemas.microsoft.com/office/word/2010/wordprocessingShape" mc:Ignorable="w14 w15 w16se w16cid w16 w16cex w16sdtdh wp14">
   <w:body>
     <w:p>
+      <w:proofErr w:type="gramStart"/>
       <w:r>
         <w:t>Repository</w:t>
       </w:r>
       <w:r>
-        <w:t xml:space="preserve"> : </w:t>
+        <w:t xml:space="preserve"> :</w:t>
+      </w:r>
+      <w:proofErr w:type="gramEnd"/>
+      <w:r>
+        <w:t xml:space="preserve"> </w:t>
       </w:r>
       <w:hyperlink r:id="rId5" w:history="1">
         <w:r>
@@ -161,6 +166,7 @@
         <w:t xml:space="preserve"> migrations add </w:t>
       </w:r>
       <w:proofErr w:type="spellStart"/>
+      <w:proofErr w:type="gramStart"/>
       <w:r>
         <w:t>AddChatModule</w:t>
       </w:r>
@@ -168,6 +174,7 @@
       <w:r>
         <w:t>(</w:t>
       </w:r>
+      <w:proofErr w:type="gramEnd"/>
       <w:r>
         <w:rPr>
           <w:b/>
@@ -184,6 +191,27 @@
         <w:ind w:left="1080"/>
       </w:pPr>
       <w:r>
+        <w:t>dotnet add package Microsoft.ML</w:t>
+      </w:r>
+    </w:p>
+    <w:p>
+      <w:pPr>
+        <w:ind w:left="1080"/>
+      </w:pPr>
+      <w:r>
+        <w:t xml:space="preserve">dotnet add package </w:t>
+      </w:r>
+      <w:proofErr w:type="spellStart"/>
+      <w:r>
+        <w:t>Microsoft.ML.TimeSeries</w:t>
+      </w:r>
+      <w:proofErr w:type="spellEnd"/>
+    </w:p>
+    <w:p>
+      <w:pPr>
+        <w:ind w:left="1080"/>
+      </w:pPr>
+      <w:r>
         <w:rPr>
           <w:b/>
           <w:bCs/>
@@ -206,35 +234,6 @@
         </w:rPr>
         <w:t xml:space="preserve"> database update</w:t>
       </w:r>
-    </w:p>
-    <w:p>
-      <w:pPr>
-        <w:ind w:left="1080"/>
-      </w:pPr>
-      <w:r>
-        <w:t>dotnet run</w:t>
-      </w:r>
-    </w:p>
-    <w:p>
-      <w:pPr>
-        <w:ind w:left="1080"/>
-      </w:pPr>
-      <w:r>
-        <w:t>dotnet add package Microsoft.ML</w:t>
-      </w:r>
-    </w:p>
-    <w:p>
-      <w:pPr>
-        <w:ind w:left="1080"/>
-      </w:pPr>
-      <w:r>
-        <w:t xml:space="preserve">dotnet add package </w:t>
-      </w:r>
-      <w:proofErr w:type="spellStart"/>
-      <w:r>
-        <w:t>Microsoft.ML.TimeSeries</w:t>
-      </w:r>
-      <w:proofErr w:type="spellEnd"/>
     </w:p>
     <w:p>
       <w:pPr>
@@ -247,6 +246,22 @@
         <w:br/>
         <w:t>dotnet build</w:t>
       </w:r>
+      <w:r>
+        <w:t xml:space="preserve"> </w:t>
+      </w:r>
+    </w:p>
+    <w:p>
+      <w:pPr>
+        <w:ind w:left="1080"/>
+      </w:pPr>
+      <w:r>
+        <w:t>dotnet run</w:t>
+      </w:r>
+    </w:p>
+    <w:p>
+      <w:pPr>
+        <w:ind w:left="1080"/>
+      </w:pPr>
     </w:p>
     <w:p>
       <w:pPr>
@@ -597,8 +612,17 @@
           <w:b/>
           <w:bCs/>
         </w:rPr>
-        <w:t>Trust server certificate :yes</w:t>
-      </w:r>
+        <w:t xml:space="preserve">Trust server </w:t>
+      </w:r>
+      <w:proofErr w:type="gramStart"/>
+      <w:r>
+        <w:rPr>
+          <w:b/>
+          <w:bCs/>
+        </w:rPr>
+        <w:t>certificate :yes</w:t>
+      </w:r>
+      <w:proofErr w:type="gramEnd"/>
     </w:p>
     <w:p>
       <w:pPr>
@@ -654,12 +678,17 @@
         <w:t xml:space="preserve">Website </w:t>
       </w:r>
       <w:proofErr w:type="spellStart"/>
+      <w:proofErr w:type="gramStart"/>
       <w:r>
         <w:t>url</w:t>
       </w:r>
       <w:proofErr w:type="spellEnd"/>
       <w:r>
-        <w:t xml:space="preserve"> : </w:t>
+        <w:t xml:space="preserve"> :</w:t>
+      </w:r>
+      <w:proofErr w:type="gramEnd"/>
+      <w:r>
+        <w:t xml:space="preserve"> </w:t>
       </w:r>
       <w:hyperlink r:id="rId6" w:history="1">
         <w:r>
@@ -683,8 +712,13 @@
         </w:rPr>
       </w:pPr>
       <w:r>
-        <w:t>Test user :farmer</w:t>
-      </w:r>
+        <w:t xml:space="preserve">Test </w:t>
+      </w:r>
+      <w:proofErr w:type="gramStart"/>
+      <w:r>
+        <w:t>user :farmer</w:t>
+      </w:r>
+      <w:proofErr w:type="gramEnd"/>
     </w:p>
     <w:p>
       <w:pPr>
@@ -692,8 +726,16 @@
         <w:ind w:left="1080"/>
       </w:pPr>
       <w:r>
+        <w:lastRenderedPageBreak/>
         <w:tab/>
-        <w:t xml:space="preserve">Username : </w:t>
+      </w:r>
+      <w:proofErr w:type="gramStart"/>
+      <w:r>
+        <w:t>Username :</w:t>
+      </w:r>
+      <w:proofErr w:type="gramEnd"/>
+      <w:r>
+        <w:t xml:space="preserve"> </w:t>
       </w:r>
       <w:hyperlink r:id="rId7" w:history="1">
         <w:r>
@@ -710,9 +752,15 @@
         <w:ind w:left="1080"/>
       </w:pPr>
       <w:r>
-        <w:lastRenderedPageBreak/>
         <w:tab/>
-        <w:t xml:space="preserve">Password : </w:t>
+      </w:r>
+      <w:proofErr w:type="gramStart"/>
+      <w:r>
+        <w:t>Password :</w:t>
+      </w:r>
+      <w:proofErr w:type="gramEnd"/>
+      <w:r>
+        <w:t xml:space="preserve"> </w:t>
       </w:r>
       <w:r>
         <w:t>Test@123</w:t>
@@ -735,7 +783,23 @@
           <w:b/>
           <w:bCs/>
         </w:rPr>
-        <w:t>Test user : Vendor</w:t>
+        <w:t xml:space="preserve">Test </w:t>
+      </w:r>
+      <w:proofErr w:type="gramStart"/>
+      <w:r>
+        <w:rPr>
+          <w:b/>
+          <w:bCs/>
+        </w:rPr>
+        <w:t>user :</w:t>
+      </w:r>
+      <w:proofErr w:type="gramEnd"/>
+      <w:r>
+        <w:rPr>
+          <w:b/>
+          <w:bCs/>
+        </w:rPr>
+        <w:t xml:space="preserve"> Vendor</w:t>
       </w:r>
     </w:p>
     <w:p>
@@ -750,8 +814,13 @@
         </w:rPr>
         <w:tab/>
       </w:r>
-      <w:r>
-        <w:t xml:space="preserve">Username : </w:t>
+      <w:proofErr w:type="gramStart"/>
+      <w:r>
+        <w:t>Username :</w:t>
+      </w:r>
+      <w:proofErr w:type="gramEnd"/>
+      <w:r>
+        <w:t xml:space="preserve"> </w:t>
       </w:r>
       <w:hyperlink r:id="rId8" w:history="1">
         <w:r>
@@ -769,7 +838,14 @@
       </w:pPr>
       <w:r>
         <w:tab/>
-        <w:t xml:space="preserve">Password : </w:t>
+      </w:r>
+      <w:proofErr w:type="gramStart"/>
+      <w:r>
+        <w:t>Password :</w:t>
+      </w:r>
+      <w:proofErr w:type="gramEnd"/>
+      <w:r>
+        <w:t xml:space="preserve"> </w:t>
       </w:r>
       <w:r>
         <w:t>Test@123</w:t>
@@ -937,7 +1013,7 @@
 </file>
 
 <file path=word/numbering.xml><?xml version="1.0" encoding="utf-8"?>
-<w:numbering xmlns:wpc="http://schemas.microsoft.com/office/word/2010/wordprocessingCanvas" xmlns:cx="http://schemas.microsoft.com/office/drawing/2014/chartex" xmlns:cx1="http://schemas.microsoft.com/office/drawing/2015/9/8/chartex" xmlns:cx2="http://schemas.microsoft.com/office/drawing/2015/10/21/chartex" xmlns:cx3="http://schemas.microsoft.com/office/drawing/2016/5/9/chartex" xmlns:cx4="http://schemas.microsoft.com/office/drawing/2016/5/10/chartex" xmlns:cx5="http://schemas.microsoft.com/office/drawing/2016/5/11/chartex" xmlns:cx6="http://schemas.microsoft.com/office/drawing/2016/5/12/chartex" xmlns:cx7="http://schemas.microsoft.com/office/drawing/2016/5/13/chartex" xmlns:cx8="http://schemas.microsoft.com/office/drawing/2016/5/14/chartex" xmlns:mc="http://schemas.openxmlformats.org/markup-compatibility/2006" xmlns:aink="http://schemas.microsoft.com/office/drawing/2016/ink" xmlns:am3d="http://schemas.microsoft.com/office/drawing/2017/model3d" xmlns:o="urn:schemas-microsoft-com:office:office" xmlns:oel="http://schemas.microsoft.com/office/2019/extlst" xmlns:r="http://schemas.openxmlformats.org/officeDocument/2006/relationships" xmlns:m="http://schemas.openxmlformats.org/officeDocument/2006/math" xmlns:v="urn:schemas-microsoft-com:vml" xmlns:wp14="http://schemas.microsoft.com/office/word/2010/wordprocessingDrawing" xmlns:wp="http://schemas.openxmlformats.org/drawingml/2006/wordprocessingDrawing" xmlns:w10="urn:schemas-microsoft-com:office:word" xmlns:w="http://schemas.openxmlformats.org/wordprocessingml/2006/main" xmlns:w14="http://schemas.microsoft.com/office/word/2010/wordml" xmlns:w15="http://schemas.microsoft.com/office/word/2012/wordml" xmlns:w16cex="http://schemas.microsoft.com/office/word/2018/wordml/cex" xmlns:w16cid="http://schemas.microsoft.com/office/word/2016/wordml/cid" xmlns:w16="http://schemas.microsoft.com/office/word/2018/wordml" xmlns:w16du="http://schemas.microsoft.com/office/word/2023/wordml/word16du" xmlns:w16sdtdh="http://schemas.microsoft.com/office/word/2020/wordml/sdtdatahash" xmlns:w16sdtfl="http://schemas.microsoft.com/office/word/2024/wordml/sdtformatlock" xmlns:w16se="http://schemas.microsoft.com/office/word/2015/wordml/symex" xmlns:wpg="http://schemas.microsoft.com/office/word/2010/wordprocessingGroup" xmlns:wpi="http://schemas.microsoft.com/office/word/2010/wordprocessingInk" xmlns:wne="http://schemas.microsoft.com/office/word/2006/wordml" xmlns:wps="http://schemas.microsoft.com/office/word/2010/wordprocessingShape" mc:Ignorable="w14 w15 w16se w16cid w16 w16cex w16sdtdh w16sdtfl w16du wp14">
+<w:numbering xmlns:wpc="http://schemas.microsoft.com/office/word/2010/wordprocessingCanvas" xmlns:cx="http://schemas.microsoft.com/office/drawing/2014/chartex" xmlns:cx1="http://schemas.microsoft.com/office/drawing/2015/9/8/chartex" xmlns:cx2="http://schemas.microsoft.com/office/drawing/2015/10/21/chartex" xmlns:cx3="http://schemas.microsoft.com/office/drawing/2016/5/9/chartex" xmlns:cx4="http://schemas.microsoft.com/office/drawing/2016/5/10/chartex" xmlns:cx5="http://schemas.microsoft.com/office/drawing/2016/5/11/chartex" xmlns:cx6="http://schemas.microsoft.com/office/drawing/2016/5/12/chartex" xmlns:cx7="http://schemas.microsoft.com/office/drawing/2016/5/13/chartex" xmlns:cx8="http://schemas.microsoft.com/office/drawing/2016/5/14/chartex" xmlns:mc="http://schemas.openxmlformats.org/markup-compatibility/2006" xmlns:aink="http://schemas.microsoft.com/office/drawing/2016/ink" xmlns:am3d="http://schemas.microsoft.com/office/drawing/2017/model3d" xmlns:o="urn:schemas-microsoft-com:office:office" xmlns:oel="http://schemas.microsoft.com/office/2019/extlst" xmlns:r="http://schemas.openxmlformats.org/officeDocument/2006/relationships" xmlns:m="http://schemas.openxmlformats.org/officeDocument/2006/math" xmlns:v="urn:schemas-microsoft-com:vml" xmlns:wp14="http://schemas.microsoft.com/office/word/2010/wordprocessingDrawing" xmlns:wp="http://schemas.openxmlformats.org/drawingml/2006/wordprocessingDrawing" xmlns:w10="urn:schemas-microsoft-com:office:word" xmlns:w="http://schemas.openxmlformats.org/wordprocessingml/2006/main" xmlns:w14="http://schemas.microsoft.com/office/word/2010/wordml" xmlns:w15="http://schemas.microsoft.com/office/word/2012/wordml" xmlns:w16cex="http://schemas.microsoft.com/office/word/2018/wordml/cex" xmlns:w16cid="http://schemas.microsoft.com/office/word/2016/wordml/cid" xmlns:w16="http://schemas.microsoft.com/office/word/2018/wordml" xmlns:w16sdtdh="http://schemas.microsoft.com/office/word/2020/wordml/sdtdatahash" xmlns:w16se="http://schemas.microsoft.com/office/word/2015/wordml/symex" xmlns:wpg="http://schemas.microsoft.com/office/word/2010/wordprocessingGroup" xmlns:wpi="http://schemas.microsoft.com/office/word/2010/wordprocessingInk" xmlns:wne="http://schemas.microsoft.com/office/word/2006/wordml" xmlns:wps="http://schemas.microsoft.com/office/word/2010/wordprocessingShape" mc:Ignorable="w14 w15 w16se w16cid w16 w16cex w16sdtdh wp14">
   <w:abstractNum w:abstractNumId="0" w15:restartNumberingAfterBreak="0">
     <w:nsid w:val="09AC3898"/>
     <w:multiLevelType w:val="hybridMultilevel"/>
@@ -1800,7 +1876,7 @@
 </file>
 
 <file path=word/styles.xml><?xml version="1.0" encoding="utf-8"?>
-<w:styles xmlns:mc="http://schemas.openxmlformats.org/markup-compatibility/2006" xmlns:r="http://schemas.openxmlformats.org/officeDocument/2006/relationships" xmlns:w="http://schemas.openxmlformats.org/wordprocessingml/2006/main" xmlns:w14="http://schemas.microsoft.com/office/word/2010/wordml" xmlns:w15="http://schemas.microsoft.com/office/word/2012/wordml" xmlns:w16cex="http://schemas.microsoft.com/office/word/2018/wordml/cex" xmlns:w16cid="http://schemas.microsoft.com/office/word/2016/wordml/cid" xmlns:w16="http://schemas.microsoft.com/office/word/2018/wordml" xmlns:w16du="http://schemas.microsoft.com/office/word/2023/wordml/word16du" xmlns:w16sdtdh="http://schemas.microsoft.com/office/word/2020/wordml/sdtdatahash" xmlns:w16sdtfl="http://schemas.microsoft.com/office/word/2024/wordml/sdtformatlock" xmlns:w16se="http://schemas.microsoft.com/office/word/2015/wordml/symex" mc:Ignorable="w14 w15 w16se w16cid w16 w16cex w16sdtdh w16sdtfl w16du">
+<w:styles xmlns:mc="http://schemas.openxmlformats.org/markup-compatibility/2006" xmlns:r="http://schemas.openxmlformats.org/officeDocument/2006/relationships" xmlns:w="http://schemas.openxmlformats.org/wordprocessingml/2006/main" xmlns:w14="http://schemas.microsoft.com/office/word/2010/wordml" xmlns:w15="http://schemas.microsoft.com/office/word/2012/wordml" xmlns:w16cex="http://schemas.microsoft.com/office/word/2018/wordml/cex" xmlns:w16cid="http://schemas.microsoft.com/office/word/2016/wordml/cid" xmlns:w16="http://schemas.microsoft.com/office/word/2018/wordml" xmlns:w16sdtdh="http://schemas.microsoft.com/office/word/2020/wordml/sdtdatahash" xmlns:w16se="http://schemas.microsoft.com/office/word/2015/wordml/symex" mc:Ignorable="w14 w15 w16se w16cid w16 w16cex w16sdtdh">
   <w:docDefaults>
     <w:rPrDefault>
       <w:rPr>

--- a/ReportsAndDocuments/installation Instructions.docx
+++ b/ReportsAndDocuments/installation Instructions.docx
@@ -3,16 +3,11 @@
 <w:document xmlns:wpc="http://schemas.microsoft.com/office/word/2010/wordprocessingCanvas" xmlns:cx="http://schemas.microsoft.com/office/drawing/2014/chartex" xmlns:cx1="http://schemas.microsoft.com/office/drawing/2015/9/8/chartex" xmlns:cx2="http://schemas.microsoft.com/office/drawing/2015/10/21/chartex" xmlns:cx3="http://schemas.microsoft.com/office/drawing/2016/5/9/chartex" xmlns:cx4="http://schemas.microsoft.com/office/drawing/2016/5/10/chartex" xmlns:cx5="http://schemas.microsoft.com/office/drawing/2016/5/11/chartex" xmlns:cx6="http://schemas.microsoft.com/office/drawing/2016/5/12/chartex" xmlns:cx7="http://schemas.microsoft.com/office/drawing/2016/5/13/chartex" xmlns:cx8="http://schemas.microsoft.com/office/drawing/2016/5/14/chartex" xmlns:mc="http://schemas.openxmlformats.org/markup-compatibility/2006" xmlns:aink="http://schemas.microsoft.com/office/drawing/2016/ink" xmlns:am3d="http://schemas.microsoft.com/office/drawing/2017/model3d" xmlns:o="urn:schemas-microsoft-com:office:office" xmlns:oel="http://schemas.microsoft.com/office/2019/extlst" xmlns:r="http://schemas.openxmlformats.org/officeDocument/2006/relationships" xmlns:m="http://schemas.openxmlformats.org/officeDocument/2006/math" xmlns:v="urn:schemas-microsoft-com:vml" xmlns:wp14="http://schemas.microsoft.com/office/word/2010/wordprocessingDrawing" xmlns:wp="http://schemas.openxmlformats.org/drawingml/2006/wordprocessingDrawing" xmlns:w10="urn:schemas-microsoft-com:office:word" xmlns:w="http://schemas.openxmlformats.org/wordprocessingml/2006/main" xmlns:w14="http://schemas.microsoft.com/office/word/2010/wordml" xmlns:w15="http://schemas.microsoft.com/office/word/2012/wordml" xmlns:w16cex="http://schemas.microsoft.com/office/word/2018/wordml/cex" xmlns:w16cid="http://schemas.microsoft.com/office/word/2016/wordml/cid" xmlns:w16="http://schemas.microsoft.com/office/word/2018/wordml" xmlns:w16sdtdh="http://schemas.microsoft.com/office/word/2020/wordml/sdtdatahash" xmlns:w16se="http://schemas.microsoft.com/office/word/2015/wordml/symex" xmlns:wpg="http://schemas.microsoft.com/office/word/2010/wordprocessingGroup" xmlns:wpi="http://schemas.microsoft.com/office/word/2010/wordprocessingInk" xmlns:wne="http://schemas.microsoft.com/office/word/2006/wordml" xmlns:wps="http://schemas.microsoft.com/office/word/2010/wordprocessingShape" mc:Ignorable="w14 w15 w16se w16cid w16 w16cex w16sdtdh wp14">
   <w:body>
     <w:p>
-      <w:proofErr w:type="gramStart"/>
       <w:r>
         <w:t>Repository</w:t>
       </w:r>
       <w:r>
-        <w:t xml:space="preserve"> :</w:t>
-      </w:r>
-      <w:proofErr w:type="gramEnd"/>
-      <w:r>
-        <w:t xml:space="preserve"> </w:t>
+        <w:t xml:space="preserve"> : </w:t>
       </w:r>
       <w:hyperlink r:id="rId5" w:history="1">
         <w:r>
@@ -56,19 +51,9 @@
       <w:r>
         <w:t xml:space="preserve">Cd </w:t>
       </w:r>
-      <w:proofErr w:type="spellStart"/>
-      <w:r>
-        <w:t>FarmVendor</w:t>
-      </w:r>
-      <w:proofErr w:type="spellEnd"/>
-      <w:r>
-        <w:t>\</w:t>
-      </w:r>
-      <w:proofErr w:type="spellStart"/>
-      <w:r>
-        <w:t>FarmVendor.Api</w:t>
-      </w:r>
-      <w:proofErr w:type="spellEnd"/>
+      <w:r>
+        <w:t>FarmVendor\FarmVendor.Api</w:t>
+      </w:r>
     </w:p>
     <w:p>
       <w:pPr>
@@ -107,23 +92,7 @@
           <w:b/>
           <w:bCs/>
         </w:rPr>
-        <w:t xml:space="preserve">.net </w:t>
-      </w:r>
-      <w:proofErr w:type="spellStart"/>
-      <w:r>
-        <w:rPr>
-          <w:b/>
-          <w:bCs/>
-        </w:rPr>
-        <w:t>db</w:t>
-      </w:r>
-      <w:proofErr w:type="spellEnd"/>
-      <w:r>
-        <w:rPr>
-          <w:b/>
-          <w:bCs/>
-        </w:rPr>
-        <w:t xml:space="preserve"> creation steps from migration files</w:t>
+        <w:t>.net db creation steps from migration files</w:t>
       </w:r>
     </w:p>
     <w:p>
@@ -135,17 +104,8 @@
           <w:b/>
           <w:bCs/>
         </w:rPr>
-        <w:t>dotnet tool install --global dotnet-</w:t>
-      </w:r>
-      <w:proofErr w:type="spellStart"/>
-      <w:r>
-        <w:rPr>
-          <w:b/>
-          <w:bCs/>
-        </w:rPr>
-        <w:t>ef</w:t>
-      </w:r>
-      <w:proofErr w:type="spellEnd"/>
+        <w:t>dotnet tool install --global dotnet-ef</w:t>
+      </w:r>
       <w:r>
         <w:t xml:space="preserve">  </w:t>
       </w:r>
@@ -155,26 +115,11 @@
         <w:ind w:left="1080"/>
       </w:pPr>
       <w:r>
-        <w:t xml:space="preserve">dotnet </w:t>
-      </w:r>
-      <w:proofErr w:type="spellStart"/>
-      <w:r>
-        <w:t>ef</w:t>
-      </w:r>
-      <w:proofErr w:type="spellEnd"/>
-      <w:r>
-        <w:t xml:space="preserve"> migrations add </w:t>
-      </w:r>
-      <w:proofErr w:type="spellStart"/>
-      <w:proofErr w:type="gramStart"/>
-      <w:r>
-        <w:t>AddChatModule</w:t>
-      </w:r>
-      <w:proofErr w:type="spellEnd"/>
+        <w:t>dotnet ef migrations add AddChatModule</w:t>
+      </w:r>
       <w:r>
         <w:t>(</w:t>
       </w:r>
-      <w:proofErr w:type="gramEnd"/>
       <w:r>
         <w:rPr>
           <w:b/>
@@ -199,40 +144,27 @@
         <w:ind w:left="1080"/>
       </w:pPr>
       <w:r>
-        <w:t xml:space="preserve">dotnet add package </w:t>
-      </w:r>
-      <w:proofErr w:type="spellStart"/>
-      <w:r>
-        <w:t>Microsoft.ML.TimeSeries</w:t>
-      </w:r>
-      <w:proofErr w:type="spellEnd"/>
+        <w:t>dotnet add package Microsoft.ML.TimeSeries</w:t>
+      </w:r>
     </w:p>
     <w:p>
       <w:pPr>
         <w:ind w:left="1080"/>
       </w:pPr>
       <w:r>
-        <w:rPr>
-          <w:b/>
-          <w:bCs/>
-        </w:rPr>
-        <w:t xml:space="preserve">dotnet </w:t>
-      </w:r>
-      <w:proofErr w:type="spellStart"/>
-      <w:r>
-        <w:rPr>
-          <w:b/>
-          <w:bCs/>
-        </w:rPr>
-        <w:t>ef</w:t>
-      </w:r>
-      <w:proofErr w:type="spellEnd"/>
-      <w:r>
-        <w:rPr>
-          <w:b/>
-          <w:bCs/>
-        </w:rPr>
-        <w:t xml:space="preserve"> database update</w:t>
+        <w:t>dotnet ef migrations add AddProductImageFields</w:t>
+      </w:r>
+    </w:p>
+    <w:p>
+      <w:pPr>
+        <w:ind w:left="1080"/>
+      </w:pPr>
+      <w:r>
+        <w:rPr>
+          <w:b/>
+          <w:bCs/>
+        </w:rPr>
+        <w:t>dotnet ef database update</w:t>
       </w:r>
     </w:p>
     <w:p>
@@ -294,13 +226,8 @@
       <w:r>
         <w:t xml:space="preserve">Cd </w:t>
       </w:r>
-      <w:proofErr w:type="spellStart"/>
-      <w:r>
-        <w:t>farmvendor</w:t>
-      </w:r>
-      <w:proofErr w:type="spellEnd"/>
-      <w:r>
-        <w:t>-web</w:t>
+      <w:r>
+        <w:t>farmvendor-web</w:t>
       </w:r>
     </w:p>
     <w:p>
@@ -312,13 +239,8 @@
         </w:numPr>
       </w:pPr>
       <w:bookmarkStart w:id="0" w:name="_Hlk222746674"/>
-      <w:proofErr w:type="spellStart"/>
-      <w:r>
-        <w:t>Npm</w:t>
-      </w:r>
-      <w:proofErr w:type="spellEnd"/>
-      <w:r>
-        <w:t xml:space="preserve"> install</w:t>
+      <w:r>
+        <w:t>Npm install</w:t>
       </w:r>
     </w:p>
     <w:p>
@@ -329,13 +251,8 @@
           <w:numId w:val="3"/>
         </w:numPr>
       </w:pPr>
-      <w:proofErr w:type="spellStart"/>
-      <w:r>
-        <w:t>npm</w:t>
-      </w:r>
-      <w:proofErr w:type="spellEnd"/>
-      <w:r>
-        <w:t xml:space="preserve"> install react-chartjs-2 chart.js</w:t>
+      <w:r>
+        <w:t>npm install react-chartjs-2 chart.js</w:t>
       </w:r>
     </w:p>
     <w:p>
@@ -346,13 +263,8 @@
           <w:numId w:val="3"/>
         </w:numPr>
       </w:pPr>
-      <w:proofErr w:type="spellStart"/>
-      <w:r>
-        <w:t>npm</w:t>
-      </w:r>
-      <w:proofErr w:type="spellEnd"/>
-      <w:r>
-        <w:t xml:space="preserve"> install @microsoft/signalr</w:t>
+      <w:r>
+        <w:t>npm install @microsoft/signalr</w:t>
       </w:r>
     </w:p>
     <w:bookmarkEnd w:id="0"/>
@@ -364,13 +276,8 @@
           <w:numId w:val="3"/>
         </w:numPr>
       </w:pPr>
-      <w:proofErr w:type="spellStart"/>
-      <w:r>
-        <w:t>npm</w:t>
-      </w:r>
-      <w:proofErr w:type="spellEnd"/>
-      <w:r>
-        <w:t xml:space="preserve"> run dev</w:t>
+      <w:r>
+        <w:t>npm run dev</w:t>
       </w:r>
       <w:r>
         <w:t xml:space="preserve">  </w:t>
@@ -385,15 +292,7 @@
         </w:numPr>
       </w:pPr>
       <w:r>
-        <w:t xml:space="preserve">Create .env file inside </w:t>
-      </w:r>
-      <w:proofErr w:type="spellStart"/>
-      <w:r>
-        <w:t>farmvendor</w:t>
-      </w:r>
-      <w:proofErr w:type="spellEnd"/>
-      <w:r>
-        <w:t>-web and paste below content</w:t>
+        <w:t>Create .env file inside farmvendor-web and paste below content</w:t>
       </w:r>
     </w:p>
     <w:p>
@@ -444,23 +343,7 @@
           <w:b/>
           <w:bCs/>
         </w:rPr>
-        <w:t>SQL Server (</w:t>
-      </w:r>
-      <w:proofErr w:type="spellStart"/>
-      <w:r>
-        <w:rPr>
-          <w:b/>
-          <w:bCs/>
-        </w:rPr>
-        <w:t>mssql</w:t>
-      </w:r>
-      <w:proofErr w:type="spellEnd"/>
-      <w:r>
-        <w:rPr>
-          <w:b/>
-          <w:bCs/>
-        </w:rPr>
-        <w:t>)</w:t>
+        <w:t>SQL Server (mssql)</w:t>
       </w:r>
       <w:r>
         <w:rPr>
@@ -537,33 +420,8 @@
           <w:b/>
           <w:bCs/>
         </w:rPr>
-        <w:t>(</w:t>
-      </w:r>
-      <w:proofErr w:type="spellStart"/>
-      <w:r>
-        <w:rPr>
-          <w:b/>
-          <w:bCs/>
-        </w:rPr>
-        <w:t>localdb</w:t>
-      </w:r>
-      <w:proofErr w:type="spellEnd"/>
-      <w:r>
-        <w:rPr>
-          <w:b/>
-          <w:bCs/>
-        </w:rPr>
-        <w:t>)\</w:t>
-      </w:r>
-      <w:proofErr w:type="spellStart"/>
-      <w:r>
-        <w:rPr>
-          <w:b/>
-          <w:bCs/>
-        </w:rPr>
-        <w:t>MSSQLLocalDB</w:t>
-      </w:r>
-      <w:proofErr w:type="spellEnd"/>
+        <w:t>(localdb)\MSSQLLocalDB</w:t>
+      </w:r>
     </w:p>
     <w:p>
       <w:pPr>
@@ -612,17 +470,8 @@
           <w:b/>
           <w:bCs/>
         </w:rPr>
-        <w:t xml:space="preserve">Trust server </w:t>
-      </w:r>
-      <w:proofErr w:type="gramStart"/>
-      <w:r>
-        <w:rPr>
-          <w:b/>
-          <w:bCs/>
-        </w:rPr>
-        <w:t>certificate :yes</w:t>
-      </w:r>
-      <w:proofErr w:type="gramEnd"/>
+        <w:t>Trust server certificate :yes</w:t>
+      </w:r>
     </w:p>
     <w:p>
       <w:pPr>
@@ -642,21 +491,12 @@
       <w:r>
         <w:t xml:space="preserve">See database via </w:t>
       </w:r>
-      <w:proofErr w:type="spellStart"/>
-      <w:r>
-        <w:rPr>
-          <w:b/>
-          <w:bCs/>
-        </w:rPr>
-        <w:t>sql</w:t>
-      </w:r>
-      <w:proofErr w:type="spellEnd"/>
-      <w:r>
-        <w:rPr>
-          <w:b/>
-          <w:bCs/>
-        </w:rPr>
-        <w:t xml:space="preserve"> queries</w:t>
+      <w:r>
+        <w:rPr>
+          <w:b/>
+          <w:bCs/>
+        </w:rPr>
+        <w:t>sql queries</w:t>
       </w:r>
       <w:r>
         <w:t xml:space="preserve"> folder inside reports and documents folder</w:t>
@@ -675,20 +515,8 @@
         </w:rPr>
       </w:pPr>
       <w:r>
-        <w:t xml:space="preserve">Website </w:t>
-      </w:r>
-      <w:proofErr w:type="spellStart"/>
-      <w:proofErr w:type="gramStart"/>
-      <w:r>
-        <w:t>url</w:t>
-      </w:r>
-      <w:proofErr w:type="spellEnd"/>
-      <w:r>
-        <w:t xml:space="preserve"> :</w:t>
-      </w:r>
-      <w:proofErr w:type="gramEnd"/>
-      <w:r>
-        <w:t xml:space="preserve"> </w:t>
+        <w:lastRenderedPageBreak/>
+        <w:t xml:space="preserve">Website url : </w:t>
       </w:r>
       <w:hyperlink r:id="rId6" w:history="1">
         <w:r>
@@ -712,13 +540,8 @@
         </w:rPr>
       </w:pPr>
       <w:r>
-        <w:t xml:space="preserve">Test </w:t>
-      </w:r>
-      <w:proofErr w:type="gramStart"/>
-      <w:r>
-        <w:t>user :farmer</w:t>
-      </w:r>
-      <w:proofErr w:type="gramEnd"/>
+        <w:t>Test user :farmer</w:t>
+      </w:r>
     </w:p>
     <w:p>
       <w:pPr>
@@ -726,16 +549,8 @@
         <w:ind w:left="1080"/>
       </w:pPr>
       <w:r>
-        <w:lastRenderedPageBreak/>
         <w:tab/>
-      </w:r>
-      <w:proofErr w:type="gramStart"/>
-      <w:r>
-        <w:t>Username :</w:t>
-      </w:r>
-      <w:proofErr w:type="gramEnd"/>
-      <w:r>
-        <w:t xml:space="preserve"> </w:t>
+        <w:t xml:space="preserve">Username : </w:t>
       </w:r>
       <w:hyperlink r:id="rId7" w:history="1">
         <w:r>
@@ -753,14 +568,7 @@
       </w:pPr>
       <w:r>
         <w:tab/>
-      </w:r>
-      <w:proofErr w:type="gramStart"/>
-      <w:r>
-        <w:t>Password :</w:t>
-      </w:r>
-      <w:proofErr w:type="gramEnd"/>
-      <w:r>
-        <w:t xml:space="preserve"> </w:t>
+        <w:t xml:space="preserve">Password : </w:t>
       </w:r>
       <w:r>
         <w:t>Test@123</w:t>
@@ -783,23 +591,7 @@
           <w:b/>
           <w:bCs/>
         </w:rPr>
-        <w:t xml:space="preserve">Test </w:t>
-      </w:r>
-      <w:proofErr w:type="gramStart"/>
-      <w:r>
-        <w:rPr>
-          <w:b/>
-          <w:bCs/>
-        </w:rPr>
-        <w:t>user :</w:t>
-      </w:r>
-      <w:proofErr w:type="gramEnd"/>
-      <w:r>
-        <w:rPr>
-          <w:b/>
-          <w:bCs/>
-        </w:rPr>
-        <w:t xml:space="preserve"> Vendor</w:t>
+        <w:t>Test user : Vendor</w:t>
       </w:r>
     </w:p>
     <w:p>
@@ -814,13 +606,8 @@
         </w:rPr>
         <w:tab/>
       </w:r>
-      <w:proofErr w:type="gramStart"/>
-      <w:r>
-        <w:t>Username :</w:t>
-      </w:r>
-      <w:proofErr w:type="gramEnd"/>
-      <w:r>
-        <w:t xml:space="preserve"> </w:t>
+      <w:r>
+        <w:t xml:space="preserve">Username : </w:t>
       </w:r>
       <w:hyperlink r:id="rId8" w:history="1">
         <w:r>
@@ -838,14 +625,7 @@
       </w:pPr>
       <w:r>
         <w:tab/>
-      </w:r>
-      <w:proofErr w:type="gramStart"/>
-      <w:r>
-        <w:t>Password :</w:t>
-      </w:r>
-      <w:proofErr w:type="gramEnd"/>
-      <w:r>
-        <w:t xml:space="preserve"> </w:t>
+        <w:t xml:space="preserve">Password : </w:t>
       </w:r>
       <w:r>
         <w:t>Test@123</w:t>
@@ -2478,7 +2258,6 @@
   <w:style w:type="character" w:default="1" w:styleId="DefaultParagraphFont">
     <w:name w:val="Default Paragraph Font"/>
     <w:uiPriority w:val="1"/>
-    <w:semiHidden/>
     <w:unhideWhenUsed/>
   </w:style>
   <w:style w:type="table" w:default="1" w:styleId="TableNormal">

--- a/ReportsAndDocuments/installation Instructions.docx
+++ b/ReportsAndDocuments/installation Instructions.docx
@@ -267,7 +267,6 @@
         <w:t>npm install @microsoft/signalr</w:t>
       </w:r>
     </w:p>
-    <w:bookmarkEnd w:id="0"/>
     <w:p>
       <w:pPr>
         <w:pStyle w:val="ListParagraph"/>
@@ -277,12 +276,10 @@
         </w:numPr>
       </w:pPr>
       <w:r>
-        <w:t>npm run dev</w:t>
-      </w:r>
-      <w:r>
-        <w:t xml:space="preserve">  </w:t>
-      </w:r>
-    </w:p>
+        <w:t>npm install react-select</w:t>
+      </w:r>
+    </w:p>
+    <w:bookmarkEnd w:id="0"/>
     <w:p>
       <w:pPr>
         <w:pStyle w:val="ListParagraph"/>
@@ -292,6 +289,21 @@
         </w:numPr>
       </w:pPr>
       <w:r>
+        <w:t>npm run dev</w:t>
+      </w:r>
+      <w:r>
+        <w:t xml:space="preserve">  </w:t>
+      </w:r>
+    </w:p>
+    <w:p>
+      <w:pPr>
+        <w:pStyle w:val="ListParagraph"/>
+        <w:numPr>
+          <w:ilvl w:val="0"/>
+          <w:numId w:val="3"/>
+        </w:numPr>
+      </w:pPr>
+      <w:r>
         <w:t>Create .env file inside farmvendor-web and paste below content</w:t>
       </w:r>
     </w:p>
@@ -486,6 +498,7 @@
         </w:rPr>
       </w:pPr>
       <w:r>
+        <w:lastRenderedPageBreak/>
         <w:t xml:space="preserve"> </w:t>
       </w:r>
       <w:r>
@@ -515,7 +528,6 @@
         </w:rPr>
       </w:pPr>
       <w:r>
-        <w:lastRenderedPageBreak/>
         <w:t xml:space="preserve">Website url : </w:t>
       </w:r>
       <w:hyperlink r:id="rId6" w:history="1">

--- a/ReportsAndDocuments/installation Instructions.docx
+++ b/ReportsAndDocuments/installation Instructions.docx
@@ -51,9 +51,19 @@
       <w:r>
         <w:t xml:space="preserve">Cd </w:t>
       </w:r>
-      <w:r>
-        <w:t>FarmVendor\FarmVendor.Api</w:t>
-      </w:r>
+      <w:proofErr w:type="spellStart"/>
+      <w:r>
+        <w:t>FarmVendor</w:t>
+      </w:r>
+      <w:proofErr w:type="spellEnd"/>
+      <w:r>
+        <w:t>\</w:t>
+      </w:r>
+      <w:proofErr w:type="spellStart"/>
+      <w:r>
+        <w:t>FarmVendor.Api</w:t>
+      </w:r>
+      <w:proofErr w:type="spellEnd"/>
     </w:p>
     <w:p>
       <w:pPr>
@@ -92,7 +102,23 @@
           <w:b/>
           <w:bCs/>
         </w:rPr>
-        <w:t>.net db creation steps from migration files</w:t>
+        <w:t xml:space="preserve">.net </w:t>
+      </w:r>
+      <w:proofErr w:type="spellStart"/>
+      <w:r>
+        <w:rPr>
+          <w:b/>
+          <w:bCs/>
+        </w:rPr>
+        <w:t>db</w:t>
+      </w:r>
+      <w:proofErr w:type="spellEnd"/>
+      <w:r>
+        <w:rPr>
+          <w:b/>
+          <w:bCs/>
+        </w:rPr>
+        <w:t xml:space="preserve"> creation steps from migration files</w:t>
       </w:r>
     </w:p>
     <w:p>
@@ -104,8 +130,17 @@
           <w:b/>
           <w:bCs/>
         </w:rPr>
-        <w:t>dotnet tool install --global dotnet-ef</w:t>
-      </w:r>
+        <w:t>dotnet tool install --global dotnet-</w:t>
+      </w:r>
+      <w:proofErr w:type="spellStart"/>
+      <w:r>
+        <w:rPr>
+          <w:b/>
+          <w:bCs/>
+        </w:rPr>
+        <w:t>ef</w:t>
+      </w:r>
+      <w:proofErr w:type="spellEnd"/>
       <w:r>
         <w:t xml:space="preserve">  </w:t>
       </w:r>
@@ -115,8 +150,21 @@
         <w:ind w:left="1080"/>
       </w:pPr>
       <w:r>
-        <w:t>dotnet ef migrations add AddChatModule</w:t>
-      </w:r>
+        <w:t xml:space="preserve">dotnet </w:t>
+      </w:r>
+      <w:proofErr w:type="spellStart"/>
+      <w:r>
+        <w:t>ef</w:t>
+      </w:r>
+      <w:proofErr w:type="spellEnd"/>
+      <w:r>
+        <w:t xml:space="preserve"> migrations add </w:t>
+      </w:r>
+      <w:proofErr w:type="spellStart"/>
+      <w:r>
+        <w:t>AddChatModule</w:t>
+      </w:r>
+      <w:proofErr w:type="spellEnd"/>
       <w:r>
         <w:t>(</w:t>
       </w:r>
@@ -144,16 +192,34 @@
         <w:ind w:left="1080"/>
       </w:pPr>
       <w:r>
-        <w:t>dotnet add package Microsoft.ML.TimeSeries</w:t>
-      </w:r>
+        <w:t xml:space="preserve">dotnet add package </w:t>
+      </w:r>
+      <w:proofErr w:type="spellStart"/>
+      <w:r>
+        <w:t>Microsoft.ML.TimeSeries</w:t>
+      </w:r>
+      <w:proofErr w:type="spellEnd"/>
     </w:p>
     <w:p>
       <w:pPr>
         <w:ind w:left="1080"/>
       </w:pPr>
       <w:r>
-        <w:t>dotnet ef migrations add AddProductImageFields</w:t>
-      </w:r>
+        <w:t xml:space="preserve">dotnet </w:t>
+      </w:r>
+      <w:proofErr w:type="spellStart"/>
+      <w:r>
+        <w:t>ef</w:t>
+      </w:r>
+      <w:proofErr w:type="spellEnd"/>
+      <w:r>
+        <w:t xml:space="preserve"> migrations add </w:t>
+      </w:r>
+      <w:proofErr w:type="spellStart"/>
+      <w:r>
+        <w:t>AddProductImageFields</w:t>
+      </w:r>
+      <w:proofErr w:type="spellEnd"/>
     </w:p>
     <w:p>
       <w:pPr>
@@ -164,7 +230,23 @@
           <w:b/>
           <w:bCs/>
         </w:rPr>
-        <w:t>dotnet ef database update</w:t>
+        <w:t xml:space="preserve">dotnet </w:t>
+      </w:r>
+      <w:proofErr w:type="spellStart"/>
+      <w:r>
+        <w:rPr>
+          <w:b/>
+          <w:bCs/>
+        </w:rPr>
+        <w:t>ef</w:t>
+      </w:r>
+      <w:proofErr w:type="spellEnd"/>
+      <w:r>
+        <w:rPr>
+          <w:b/>
+          <w:bCs/>
+        </w:rPr>
+        <w:t xml:space="preserve"> database update</w:t>
       </w:r>
     </w:p>
     <w:p>
@@ -226,8 +308,13 @@
       <w:r>
         <w:t xml:space="preserve">Cd </w:t>
       </w:r>
-      <w:r>
-        <w:t>farmvendor-web</w:t>
+      <w:proofErr w:type="spellStart"/>
+      <w:r>
+        <w:t>farmvendor</w:t>
+      </w:r>
+      <w:proofErr w:type="spellEnd"/>
+      <w:r>
+        <w:t>-web</w:t>
       </w:r>
     </w:p>
     <w:p>
@@ -239,8 +326,13 @@
         </w:numPr>
       </w:pPr>
       <w:bookmarkStart w:id="0" w:name="_Hlk222746674"/>
-      <w:r>
-        <w:t>Npm install</w:t>
+      <w:proofErr w:type="spellStart"/>
+      <w:r>
+        <w:t>Npm</w:t>
+      </w:r>
+      <w:proofErr w:type="spellEnd"/>
+      <w:r>
+        <w:t xml:space="preserve"> install</w:t>
       </w:r>
     </w:p>
     <w:p>
@@ -251,8 +343,13 @@
           <w:numId w:val="3"/>
         </w:numPr>
       </w:pPr>
-      <w:r>
-        <w:t>npm install react-chartjs-2 chart.js</w:t>
+      <w:proofErr w:type="spellStart"/>
+      <w:r>
+        <w:t>npm</w:t>
+      </w:r>
+      <w:proofErr w:type="spellEnd"/>
+      <w:r>
+        <w:t xml:space="preserve"> install react-chartjs-2 chart.js</w:t>
       </w:r>
     </w:p>
     <w:p>
@@ -263,8 +360,13 @@
           <w:numId w:val="3"/>
         </w:numPr>
       </w:pPr>
-      <w:r>
-        <w:t>npm install @microsoft/signalr</w:t>
+      <w:proofErr w:type="spellStart"/>
+      <w:r>
+        <w:t>npm</w:t>
+      </w:r>
+      <w:proofErr w:type="spellEnd"/>
+      <w:r>
+        <w:t xml:space="preserve"> install @microsoft/signalr</w:t>
       </w:r>
     </w:p>
     <w:p>
@@ -275,8 +377,13 @@
           <w:numId w:val="3"/>
         </w:numPr>
       </w:pPr>
-      <w:r>
-        <w:t>npm install react-select</w:t>
+      <w:proofErr w:type="spellStart"/>
+      <w:r>
+        <w:t>npm</w:t>
+      </w:r>
+      <w:proofErr w:type="spellEnd"/>
+      <w:r>
+        <w:t xml:space="preserve"> install react-select</w:t>
       </w:r>
     </w:p>
     <w:bookmarkEnd w:id="0"/>
@@ -288,8 +395,13 @@
           <w:numId w:val="3"/>
         </w:numPr>
       </w:pPr>
-      <w:r>
-        <w:t>npm run dev</w:t>
+      <w:proofErr w:type="spellStart"/>
+      <w:r>
+        <w:t>npm</w:t>
+      </w:r>
+      <w:proofErr w:type="spellEnd"/>
+      <w:r>
+        <w:t xml:space="preserve"> run dev</w:t>
       </w:r>
       <w:r>
         <w:t xml:space="preserve">  </w:t>
@@ -304,7 +416,15 @@
         </w:numPr>
       </w:pPr>
       <w:r>
-        <w:t>Create .env file inside farmvendor-web and paste below content</w:t>
+        <w:t xml:space="preserve">Create .env file inside </w:t>
+      </w:r>
+      <w:proofErr w:type="spellStart"/>
+      <w:r>
+        <w:t>farmvendor</w:t>
+      </w:r>
+      <w:proofErr w:type="spellEnd"/>
+      <w:r>
+        <w:t>-web and paste below content</w:t>
       </w:r>
     </w:p>
     <w:p>
@@ -355,7 +475,23 @@
           <w:b/>
           <w:bCs/>
         </w:rPr>
-        <w:t>SQL Server (mssql)</w:t>
+        <w:t>SQL Server (</w:t>
+      </w:r>
+      <w:proofErr w:type="spellStart"/>
+      <w:r>
+        <w:rPr>
+          <w:b/>
+          <w:bCs/>
+        </w:rPr>
+        <w:t>mssql</w:t>
+      </w:r>
+      <w:proofErr w:type="spellEnd"/>
+      <w:r>
+        <w:rPr>
+          <w:b/>
+          <w:bCs/>
+        </w:rPr>
+        <w:t>)</w:t>
       </w:r>
       <w:r>
         <w:rPr>
@@ -432,8 +568,33 @@
           <w:b/>
           <w:bCs/>
         </w:rPr>
-        <w:t>(localdb)\MSSQLLocalDB</w:t>
-      </w:r>
+        <w:t>(</w:t>
+      </w:r>
+      <w:proofErr w:type="spellStart"/>
+      <w:r>
+        <w:rPr>
+          <w:b/>
+          <w:bCs/>
+        </w:rPr>
+        <w:t>localdb</w:t>
+      </w:r>
+      <w:proofErr w:type="spellEnd"/>
+      <w:r>
+        <w:rPr>
+          <w:b/>
+          <w:bCs/>
+        </w:rPr>
+        <w:t>)\</w:t>
+      </w:r>
+      <w:proofErr w:type="spellStart"/>
+      <w:r>
+        <w:rPr>
+          <w:b/>
+          <w:bCs/>
+        </w:rPr>
+        <w:t>MSSQLLocalDB</w:t>
+      </w:r>
+      <w:proofErr w:type="spellEnd"/>
     </w:p>
     <w:p>
       <w:pPr>
@@ -504,12 +665,21 @@
       <w:r>
         <w:t xml:space="preserve">See database via </w:t>
       </w:r>
-      <w:r>
-        <w:rPr>
-          <w:b/>
-          <w:bCs/>
-        </w:rPr>
-        <w:t>sql queries</w:t>
+      <w:proofErr w:type="spellStart"/>
+      <w:r>
+        <w:rPr>
+          <w:b/>
+          <w:bCs/>
+        </w:rPr>
+        <w:t>sql</w:t>
+      </w:r>
+      <w:proofErr w:type="spellEnd"/>
+      <w:r>
+        <w:rPr>
+          <w:b/>
+          <w:bCs/>
+        </w:rPr>
+        <w:t xml:space="preserve"> queries</w:t>
       </w:r>
       <w:r>
         <w:t xml:space="preserve"> folder inside reports and documents folder</w:t>
@@ -528,7 +698,15 @@
         </w:rPr>
       </w:pPr>
       <w:r>
-        <w:t xml:space="preserve">Website url : </w:t>
+        <w:t xml:space="preserve">Website </w:t>
+      </w:r>
+      <w:proofErr w:type="spellStart"/>
+      <w:r>
+        <w:t>url</w:t>
+      </w:r>
+      <w:proofErr w:type="spellEnd"/>
+      <w:r>
+        <w:t xml:space="preserve"> : </w:t>
       </w:r>
       <w:hyperlink r:id="rId6" w:history="1">
         <w:r>
@@ -791,7 +969,73 @@
       </w:r>
       <w:r>
         <w:tab/>
-        <w:t>farmer1@test.com</w:t>
+      </w:r>
+      <w:hyperlink r:id="rId9" w:history="1">
+        <w:r>
+          <w:rPr>
+            <w:rStyle w:val="Hyperlink"/>
+          </w:rPr>
+          <w:t>farmer1@test.com</w:t>
+        </w:r>
+      </w:hyperlink>
+    </w:p>
+    <w:p>
+      <w:pPr>
+        <w:ind w:firstLine="720"/>
+      </w:pPr>
+    </w:p>
+    <w:p>
+      <w:pPr>
+        <w:pStyle w:val="ListParagraph"/>
+        <w:numPr>
+          <w:ilvl w:val="1"/>
+          <w:numId w:val="8"/>
+        </w:numPr>
+      </w:pPr>
+      <w:r>
+        <w:t xml:space="preserve"> Run queries (</w:t>
+      </w:r>
+      <w:proofErr w:type="spellStart"/>
+      <w:r>
+        <w:t>ReportsAndDocuments</w:t>
+      </w:r>
+      <w:proofErr w:type="spellEnd"/>
+      <w:r>
+        <w:t xml:space="preserve"> -&gt; </w:t>
+      </w:r>
+      <w:proofErr w:type="spellStart"/>
+      <w:r>
+        <w:t>sql_queries</w:t>
+      </w:r>
+      <w:proofErr w:type="spellEnd"/>
+      <w:r>
+        <w:t>)</w:t>
+      </w:r>
+    </w:p>
+    <w:p>
+      <w:pPr>
+        <w:pStyle w:val="ListParagraph"/>
+        <w:numPr>
+          <w:ilvl w:val="2"/>
+          <w:numId w:val="8"/>
+        </w:numPr>
+      </w:pPr>
+      <w:proofErr w:type="spellStart"/>
+      <w:r>
+        <w:t>Product.sql</w:t>
+      </w:r>
+      <w:proofErr w:type="spellEnd"/>
+    </w:p>
+    <w:p>
+      <w:pPr>
+        <w:pStyle w:val="ListParagraph"/>
+        <w:numPr>
+          <w:ilvl w:val="2"/>
+          <w:numId w:val="8"/>
+        </w:numPr>
+      </w:pPr>
+      <w:r>
+        <w:t>Product2.sql</w:t>
       </w:r>
     </w:p>
     <w:sectPr>
@@ -1377,6 +1621,92 @@
     </w:lvl>
   </w:abstractNum>
   <w:abstractNum w:abstractNumId="6" w15:restartNumberingAfterBreak="0">
+    <w:nsid w:val="4D4C1CD9"/>
+    <w:multiLevelType w:val="hybridMultilevel"/>
+    <w:tmpl w:val="DF602442"/>
+    <w:lvl w:ilvl="0" w:tplc="1009000F">
+      <w:start w:val="1"/>
+      <w:numFmt w:val="decimal"/>
+      <w:lvlText w:val="%1."/>
+      <w:lvlJc w:val="left"/>
+      <w:pPr>
+        <w:ind w:left="1440" w:hanging="360"/>
+      </w:pPr>
+    </w:lvl>
+    <w:lvl w:ilvl="1" w:tplc="10090019" w:tentative="1">
+      <w:start w:val="1"/>
+      <w:numFmt w:val="lowerLetter"/>
+      <w:lvlText w:val="%2."/>
+      <w:lvlJc w:val="left"/>
+      <w:pPr>
+        <w:ind w:left="2160" w:hanging="360"/>
+      </w:pPr>
+    </w:lvl>
+    <w:lvl w:ilvl="2" w:tplc="1009001B" w:tentative="1">
+      <w:start w:val="1"/>
+      <w:numFmt w:val="lowerRoman"/>
+      <w:lvlText w:val="%3."/>
+      <w:lvlJc w:val="right"/>
+      <w:pPr>
+        <w:ind w:left="2880" w:hanging="180"/>
+      </w:pPr>
+    </w:lvl>
+    <w:lvl w:ilvl="3" w:tplc="1009000F" w:tentative="1">
+      <w:start w:val="1"/>
+      <w:numFmt w:val="decimal"/>
+      <w:lvlText w:val="%4."/>
+      <w:lvlJc w:val="left"/>
+      <w:pPr>
+        <w:ind w:left="3600" w:hanging="360"/>
+      </w:pPr>
+    </w:lvl>
+    <w:lvl w:ilvl="4" w:tplc="10090019" w:tentative="1">
+      <w:start w:val="1"/>
+      <w:numFmt w:val="lowerLetter"/>
+      <w:lvlText w:val="%5."/>
+      <w:lvlJc w:val="left"/>
+      <w:pPr>
+        <w:ind w:left="4320" w:hanging="360"/>
+      </w:pPr>
+    </w:lvl>
+    <w:lvl w:ilvl="5" w:tplc="1009001B" w:tentative="1">
+      <w:start w:val="1"/>
+      <w:numFmt w:val="lowerRoman"/>
+      <w:lvlText w:val="%6."/>
+      <w:lvlJc w:val="right"/>
+      <w:pPr>
+        <w:ind w:left="5040" w:hanging="180"/>
+      </w:pPr>
+    </w:lvl>
+    <w:lvl w:ilvl="6" w:tplc="1009000F" w:tentative="1">
+      <w:start w:val="1"/>
+      <w:numFmt w:val="decimal"/>
+      <w:lvlText w:val="%7."/>
+      <w:lvlJc w:val="left"/>
+      <w:pPr>
+        <w:ind w:left="5760" w:hanging="360"/>
+      </w:pPr>
+    </w:lvl>
+    <w:lvl w:ilvl="7" w:tplc="10090019" w:tentative="1">
+      <w:start w:val="1"/>
+      <w:numFmt w:val="lowerLetter"/>
+      <w:lvlText w:val="%8."/>
+      <w:lvlJc w:val="left"/>
+      <w:pPr>
+        <w:ind w:left="6480" w:hanging="360"/>
+      </w:pPr>
+    </w:lvl>
+    <w:lvl w:ilvl="8" w:tplc="1009001B" w:tentative="1">
+      <w:start w:val="1"/>
+      <w:numFmt w:val="lowerRoman"/>
+      <w:lvlText w:val="%9."/>
+      <w:lvlJc w:val="right"/>
+      <w:pPr>
+        <w:ind w:left="7200" w:hanging="180"/>
+      </w:pPr>
+    </w:lvl>
+  </w:abstractNum>
+  <w:abstractNum w:abstractNumId="7" w15:restartNumberingAfterBreak="0">
     <w:nsid w:val="57580161"/>
     <w:multiLevelType w:val="hybridMultilevel"/>
     <w:tmpl w:val="09D81C8A"/>
@@ -1462,7 +1792,7 @@
       </w:pPr>
     </w:lvl>
   </w:abstractNum>
-  <w:abstractNum w:abstractNumId="7" w15:restartNumberingAfterBreak="0">
+  <w:abstractNum w:abstractNumId="8" w15:restartNumberingAfterBreak="0">
     <w:nsid w:val="57C85071"/>
     <w:multiLevelType w:val="hybridMultilevel"/>
     <w:tmpl w:val="8E3ACB32"/>
@@ -1548,7 +1878,7 @@
       </w:pPr>
     </w:lvl>
   </w:abstractNum>
-  <w:abstractNum w:abstractNumId="8" w15:restartNumberingAfterBreak="0">
+  <w:abstractNum w:abstractNumId="9" w15:restartNumberingAfterBreak="0">
     <w:nsid w:val="745659B0"/>
     <w:multiLevelType w:val="hybridMultilevel"/>
     <w:tmpl w:val="EBE8DBD2"/>
@@ -1650,19 +1980,22 @@
     <w:abstractNumId w:val="0"/>
   </w:num>
   <w:num w:numId="5" w16cid:durableId="2096245704">
+    <w:abstractNumId w:val="8"/>
+  </w:num>
+  <w:num w:numId="6" w16cid:durableId="88015096">
     <w:abstractNumId w:val="7"/>
   </w:num>
-  <w:num w:numId="6" w16cid:durableId="88015096">
-    <w:abstractNumId w:val="6"/>
-  </w:num>
   <w:num w:numId="7" w16cid:durableId="218588786">
-    <w:abstractNumId w:val="8"/>
+    <w:abstractNumId w:val="9"/>
   </w:num>
   <w:num w:numId="8" w16cid:durableId="130246339">
     <w:abstractNumId w:val="1"/>
   </w:num>
   <w:num w:numId="9" w16cid:durableId="2130783069">
     <w:abstractNumId w:val="4"/>
+  </w:num>
+  <w:num w:numId="10" w16cid:durableId="1439568201">
+    <w:abstractNumId w:val="6"/>
   </w:num>
 </w:numbering>
 </file>
@@ -2270,6 +2603,7 @@
   <w:style w:type="character" w:default="1" w:styleId="DefaultParagraphFont">
     <w:name w:val="Default Paragraph Font"/>
     <w:uiPriority w:val="1"/>
+    <w:semiHidden/>
     <w:unhideWhenUsed/>
   </w:style>
   <w:style w:type="table" w:default="1" w:styleId="TableNormal">
